--- a/64-community-service-program-coordinator/spanish/docx/Lifelong_Opportunity_Community_Service_Program_Coordinator_Guide_Spanish_v1.0.docx
+++ b/64-community-service-program-coordinator/spanish/docx/Lifelong_Opportunity_Community_Service_Program_Coordinator_Guide_Spanish_v1.0.docx
@@ -4,23 +4,38 @@
   <w:body>
     <w:p>
       <w:pPr>
-        <w:pStyle w:val="Title"/>
         <w:jc w:val="center"/>
       </w:pPr>
       <w:r>
-        <w:t>Guía de Oportunidades para Toda la Vida 64</w:t>
+        <w:rPr>
+          <w:b/>
+          <w:color w:val="1F4E79"/>
+          <w:sz w:val="26"/>
+        </w:rPr>
+        <w:t xml:space="preserve">OPORTUNIDAD PARA TODA LA VIDA</w:t>
       </w:r>
     </w:p>
     <w:p>
       <w:pPr>
+        <w:pStyle w:val="Title"/>
+        <w:jc w:val="center"/>
+      </w:pPr>
+      <w:r>
+        <w:t xml:space="preserve">COORDINADOR DEL PROGRAMA DE SERVICIO COMUNITARIO</w:t>
+      </w:r>
+    </w:p>
+    <w:p>
+      <w:pPr>
         <w:jc w:val="center"/>
       </w:pPr>
       <w:r>
         <w:rPr>
           <w:b/>
-          <w:sz w:val="36"/>
+          <w:sz w:val="28"/>
         </w:rPr>
-        <w:t>Coordinador de Programas de Servicio Comunitario</w:t>
+        <w:t xml:space="preserve">Una guía gratuita sobre adaptación profesional, educación asequible, accesibilidad, empleo ético y reinvención permanente</w:t>
+        <w:br/>
+        <w:t/>
       </w:r>
     </w:p>
     <w:p>
@@ -28,7 +43,7 @@
         <w:jc w:val="center"/>
       </w:pPr>
       <w:r>
-        <w:t>Edición en español latinoamericano | Versión 1.0 | Julio de 2026</w:t>
+        <w:t xml:space="preserve">Para personas de todas las edades, habilidades, orígenes y niveles de ingresos.</w:t>
       </w:r>
     </w:p>
     <w:p>
@@ -36,190 +51,1419 @@
         <w:jc w:val="center"/>
       </w:pPr>
       <w:r>
-        <w:t>Creada y dirigida por Alberto “Al” Leiva</w:t>
+        <w:t xml:space="preserve">Alberto (Al) Leiva</w:t>
       </w:r>
     </w:p>
     <w:p>
       <w:pPr>
-        <w:pStyle w:val="Heading1"/>
+        <w:jc w:val="center"/>
       </w:pPr>
       <w:r>
-        <w:t>Aviso importante</w:t>
+        <w:t xml:space="preserve">Creado y dirigido por Alberto (Al) Leiva</w:t>
       </w:r>
     </w:p>
     <w:p>
+      <w:pPr>
+        <w:jc w:val="center"/>
+      </w:pPr>
       <w:r>
-        <w:t>Esta guía ofrece información educativa general para explorar una carrera. No garantiza empleo, ingresos, admisión, certificación, financiación, promoción ni ningún otro resultado. Los requisitos de contratación, protección de datos, salvaguarda de menores y poblaciones vulnerables, uso de fondos, voluntariado y prestación de servicios cambian según el país, la región, el financiador y la organización. El personal de coordinación debe respetar sus límites y escalar asuntos clínicos, legales, de protección o de emergencia a profesionales autorizados.</w:t>
+        <w:t xml:space="preserve">Investigación, organización, edición y preparación de documentos asistida por ChatGPT, OpenAI</w:t>
       </w:r>
     </w:p>
     <w:p>
       <w:pPr>
-        <w:pStyle w:val="Heading1"/>
+        <w:jc w:val="center"/>
       </w:pPr>
       <w:r>
-        <w:t>1. ¿En qué consiste este trabajo?</w:t>
+        <w:t xml:space="preserve">Edición en inglés • Versión 1.0 • Julio 2026</w:t>
       </w:r>
     </w:p>
     <w:p>
+      <w:pPr>
+        <w:pStyle w:val="Note"/>
+        <w:jc w:val="center"/>
+      </w:pPr>
       <w:r>
-        <w:t>Los coordinadores de programas de servicio comunitario ayudan a planificar, organizar, ejecutar y evaluar iniciativas que responden a necesidades de una comunidad. Trabajan con participantes, voluntarios, proveedores, financiadores, instituciones públicas y organizaciones sociales para convertir objetivos en actividades seguras, medibles y accesibles.</w:t>
+        <w:rPr>
+          <w:b/>
+        </w:rPr>
+        <w:t xml:space="preserve">La promesa de esta guía: Esta guía no promete que el trabajo de Coordinador del Programa de Servicio Comunitario sea adecuado para todos, que la educación será gratuita o que una credencial conducirá al empleo. Ayuda a los lectores a comprender el trabajo, verificar los requisitos, comparar caminos y dar el siguiente paso honesto.</w:t>
+      </w:r>
+      <w:r>
+        <w:t/>
       </w:r>
     </w:p>
     <w:p>
       <w:pPr>
-        <w:pStyle w:val="ListBullet"/>
+        <w:spacing w:before="0" w:after="0" w:line="240" w:lineRule="auto"/>
+      </w:pPr>
+      <w:r/>
+    </w:p>
+    <w:p>
+      <w:pPr>
+        <w:pStyle w:val="Heading1"/>
+        <w:keepNext/>
       </w:pPr>
       <w:r>
-        <w:t>Coordinar inscripciones, calendarios, espacios, materiales y comunicaciones.</w:t>
+        <w:t xml:space="preserve">Por qué creé esta guía</w:t>
       </w:r>
     </w:p>
     <w:p>
-      <w:pPr>
-        <w:pStyle w:val="ListBullet"/>
-      </w:pPr>
+      <w:pPr/>
       <w:r>
-        <w:t>Apoyar el diseño de actividades, metas, indicadores y cronogramas.</w:t>
+        <w:t xml:space="preserve">Creé las Guías de oportunidades para toda la vida para ayudar a las personas a encontrar caminos realistas hacia la educación y un trabajo significativo sin ser excluidas por edad, discapacidad, ingresos, ubicación o una historia de vida no tradicional. Vivo con disgrafía y estoy en el espectro del autismo. Comencé este proyecto a los 70 años. Estas experiencias fortalecieron mi compromiso con el lenguaje sencillo, la accesibilidad, la paciencia, la orientación ética y el respeto por las capacidades que pueden estar ocultas detrás de barreras.</w:t>
       </w:r>
     </w:p>
     <w:p>
-      <w:pPr>
-        <w:pStyle w:val="ListBullet"/>
-      </w:pPr>
+      <w:pPr/>
       <w:r>
-        <w:t>Orientar a participantes y voluntarios sobre funciones, seguridad y expectativas.</w:t>
+        <w:t xml:space="preserve">Los coordinadores de programas de servicio comunitario organizan actividades, horarios, registros, voluntarios, proveedores, comunicaciones y seguimiento de resultados para programas que apoyan el bienestar público.</w:t>
       </w:r>
     </w:p>
     <w:p>
       <w:pPr>
-        <w:pStyle w:val="ListBullet"/>
+        <w:pStyle w:val="Heading1"/>
+        <w:keepNext/>
       </w:pPr>
       <w:r>
-        <w:t>Mantener registros de asistencia, servicios, resultados, gastos y seguimiento.</w:t>
+        <w:t xml:space="preserve">Reconocimiento de asistencia de AI</w:t>
       </w:r>
     </w:p>
     <w:p>
-      <w:pPr>
-        <w:pStyle w:val="ListBullet"/>
-      </w:pPr>
+      <w:pPr/>
       <w:r>
-        <w:t>Coordinar remisiones a servicios autorizados cuando una necesidad exceda el programa.</w:t>
+        <w:t xml:space="preserve">Yo concebí, dirigí y asumo la responsabilidad de esta guía. Utilicé ChatGPT de OpenAI como herramienta colaborativa para ayudar a investigar recursos públicos, organizar ideas, mejorar la ortografía y la gramática, fortalecer la claridad y preparar el documento. La asistencia de IA no reemplaza las fuentes oficiales, los profesionales calificados, el juicio humano ni la responsabilidad del lector de verificar información importante.</w:t>
       </w:r>
     </w:p>
     <w:p>
       <w:pPr>
-        <w:pStyle w:val="ListBullet"/>
+        <w:pStyle w:val="Heading1"/>
+        <w:keepNext/>
       </w:pPr>
       <w:r>
-        <w:t>Apoyar eventos, campañas, talleres, distribución de recursos y divulgación.</w:t>
+        <w:t xml:space="preserve">Límites éticos y prácticos</w:t>
       </w:r>
     </w:p>
     <w:p>
       <w:pPr>
         <w:pStyle w:val="ListBullet"/>
+        <w:spacing w:before="0" w:after="20" w:line="240" w:lineRule="auto"/>
+        <w:ind w:left="403" w:hanging="259"/>
       </w:pPr>
       <w:r>
-        <w:t>Recopilar retroalimentación y preparar informes para liderazgo o financiadores.</w:t>
+        <w:t xml:space="preserve">Ninguna evaluación profesional puede garantizar que disfrutará del trabajo de Coordinador del Programa de Servicio Comunitario.</w:t>
       </w:r>
     </w:p>
     <w:p>
       <w:pPr>
         <w:pStyle w:val="ListBullet"/>
+        <w:spacing w:before="0" w:after="20" w:line="240" w:lineRule="auto"/>
+        <w:ind w:left="403" w:hanging="259"/>
       </w:pPr>
       <w:r>
-        <w:t>Proteger información personal y aplicar protocolos de salvaguarda.</w:t>
+        <w:t xml:space="preserve">Ninguna escuela, credencial, aprendizaje, programa gubernamental, reclutador o empleador puede garantizar empleo, financiación, promoción, licencia o un salario en particular.</w:t>
       </w:r>
     </w:p>
     <w:p>
       <w:pPr>
-        <w:pStyle w:val="Heading1"/>
+        <w:pStyle w:val="ListBullet"/>
+        <w:spacing w:before="0" w:after="20" w:line="240" w:lineRule="auto"/>
+        <w:ind w:left="403" w:hanging="259"/>
       </w:pPr>
       <w:r>
-        <w:t>2. Títulos y entornos relacionados</w:t>
+        <w:t xml:space="preserve">Los requisitos varían según el empleador, la jurisdicción, el entorno de trabajo y las tareas asignadas.</w:t>
       </w:r>
     </w:p>
     <w:p>
       <w:pPr>
         <w:pStyle w:val="ListBullet"/>
+        <w:spacing w:before="0" w:after="20" w:line="240" w:lineRule="auto"/>
+        <w:ind w:left="403" w:hanging="259"/>
       </w:pPr>
       <w:r>
-        <w:t>Coordinador de programas comunitarios</w:t>
+        <w:t xml:space="preserve">Esta guía es educativa y no proporciona asesoramiento legal, médico, fiscal, de inmigración, financiero o vocacional individualizado.</w:t>
       </w:r>
     </w:p>
     <w:p>
       <w:pPr>
         <w:pStyle w:val="ListBullet"/>
+        <w:spacing w:before="0" w:after="20" w:line="240" w:lineRule="auto"/>
+        <w:ind w:left="403" w:hanging="259"/>
       </w:pPr>
       <w:r>
-        <w:t>Coordinador de servicios comunitarios</w:t>
+        <w:t xml:space="preserve">Nunca pague una tarifa no reembolsable elevada ni pida dinero prestado porque una escuela o un reclutador lo presione para actuar de inmediato.</w:t>
       </w:r>
     </w:p>
     <w:p>
       <w:pPr>
-        <w:pStyle w:val="ListBullet"/>
+        <w:spacing w:before="0" w:after="0" w:line="240" w:lineRule="auto"/>
+      </w:pPr>
+      <w:r/>
+    </w:p>
+    <w:p>
+      <w:pPr>
+        <w:spacing w:before="180" w:after="80"/>
       </w:pPr>
       <w:r>
-        <w:t>Coordinador de voluntariado</w:t>
+        <w:rPr>
+          <w:rFonts w:ascii="Aptos Display" w:hAnsi="Aptos Display"/>
+          <w:b/>
+          <w:color w:val="1F4E79"/>
+          <w:sz w:val="30"/>
+        </w:rPr>
+        <w:t xml:space="preserve">Tabla de contenido</w:t>
       </w:r>
     </w:p>
     <w:p>
       <w:pPr>
-        <w:pStyle w:val="ListBullet"/>
+        <w:keepNext w:val="0"/>
+        <w:keepLines w:val="0"/>
+        <w:tabs>
+          <w:tab w:pos="9288" w:val="right" w:leader="dot"/>
+        </w:tabs>
+        <w:spacing w:after="0" w:line="200" w:lineRule="exact" w:before="0"/>
+        <w:ind w:left="0"/>
       </w:pPr>
       <w:r>
-        <w:t>Coordinador de extensión comunitaria</w:t>
+        <w:rPr>
+          <w:b/>
+          <w:sz w:val="17"/>
+        </w:rPr>
+        <w:t xml:space="preserve">Por qué creé esta guía2</w:t>
+      </w:r>
+      <w:r>
+        <w:rPr>
+          <w:sz w:val="17"/>
+        </w:rPr>
+        <w:tab/>
+        <w:t/>
       </w:r>
     </w:p>
     <w:p>
       <w:pPr>
-        <w:pStyle w:val="ListBullet"/>
+        <w:keepNext w:val="0"/>
+        <w:keepLines w:val="0"/>
+        <w:tabs>
+          <w:tab w:pos="9288" w:val="right" w:leader="dot"/>
+        </w:tabs>
+        <w:spacing w:after="0" w:line="200" w:lineRule="exact" w:before="0"/>
+        <w:ind w:left="0"/>
       </w:pPr>
       <w:r>
-        <w:t>Asistente de programas sociales</w:t>
+        <w:rPr>
+          <w:b/>
+          <w:sz w:val="17"/>
+        </w:rPr>
+        <w:t xml:space="preserve">Reconocimiento de Asistencia AI2</w:t>
+      </w:r>
+      <w:r>
+        <w:rPr>
+          <w:sz w:val="17"/>
+        </w:rPr>
+        <w:tab/>
+        <w:t/>
       </w:r>
     </w:p>
     <w:p>
       <w:pPr>
-        <w:pStyle w:val="ListBullet"/>
+        <w:keepNext w:val="0"/>
+        <w:keepLines w:val="0"/>
+        <w:tabs>
+          <w:tab w:pos="9288" w:val="right" w:leader="dot"/>
+        </w:tabs>
+        <w:spacing w:after="0" w:line="200" w:lineRule="exact" w:before="0"/>
+        <w:ind w:left="0"/>
       </w:pPr>
       <w:r>
-        <w:t>Coordinador de participación comunitaria</w:t>
+        <w:rPr>
+          <w:b/>
+          <w:sz w:val="17"/>
+        </w:rPr>
+        <w:t xml:space="preserve">Límites éticos y prácticos2</w:t>
+      </w:r>
+      <w:r>
+        <w:rPr>
+          <w:sz w:val="17"/>
+        </w:rPr>
+        <w:tab/>
+        <w:t/>
       </w:r>
     </w:p>
     <w:p>
       <w:pPr>
-        <w:pStyle w:val="ListBullet"/>
+        <w:keepNext w:val="0"/>
+        <w:keepLines w:val="0"/>
+        <w:tabs>
+          <w:tab w:pos="9288" w:val="right" w:leader="dot"/>
+        </w:tabs>
+        <w:spacing w:after="0" w:line="200" w:lineRule="exact" w:before="0"/>
+        <w:ind w:left="0"/>
       </w:pPr>
       <w:r>
-        <w:t>Coordinador de recursos y remisiones</w:t>
+        <w:rPr>
+          <w:b/>
+          <w:sz w:val="17"/>
+        </w:rPr>
+        <w:t xml:space="preserve">1. Cómo utilizar esta guía2</w:t>
+        <w:tab/>
+        <w:t/>
+      </w:r>
+      <w:r>
+        <w:rPr>
+          <w:sz w:val="17"/>
+        </w:rPr>
       </w:r>
     </w:p>
     <w:p>
       <w:pPr>
-        <w:pStyle w:val="ListBullet"/>
+        <w:keepNext w:val="0"/>
+        <w:keepLines w:val="0"/>
+        <w:tabs>
+          <w:tab w:pos="9288" w:val="right" w:leader="dot"/>
+        </w:tabs>
+        <w:spacing w:after="0" w:line="200" w:lineRule="exact" w:before="0"/>
+        <w:ind w:left="403"/>
       </w:pPr>
       <w:r>
-        <w:t>Coordinador de eventos comunitarios</w:t>
+        <w:rPr>
+          <w:b w:val="0"/>
+          <w:sz w:val="17"/>
+        </w:rPr>
+        <w:t xml:space="preserve">Un proceso de decisión cuidadoso2</w:t>
+        <w:tab/>
+        <w:t/>
+      </w:r>
+      <w:r>
+        <w:rPr>
+          <w:sz w:val="17"/>
+        </w:rPr>
       </w:r>
     </w:p>
     <w:p>
       <w:pPr>
-        <w:pStyle w:val="ListBullet"/>
+        <w:keepNext w:val="0"/>
+        <w:keepLines w:val="0"/>
+        <w:tabs>
+          <w:tab w:pos="9288" w:val="right" w:leader="dot"/>
+        </w:tabs>
+        <w:spacing w:after="0" w:line="200" w:lineRule="exact" w:before="0"/>
+        <w:ind w:left="0"/>
       </w:pPr>
       <w:r>
-        <w:t>Asistente de proyectos de impacto social</w:t>
+        <w:rPr>
+          <w:b/>
+          <w:sz w:val="17"/>
+        </w:rPr>
+        <w:t xml:space="preserve">2. Qué implica el trabajo2</w:t>
+        <w:tab/>
+        <w:t/>
+      </w:r>
+      <w:r>
+        <w:rPr>
+          <w:sz w:val="17"/>
+        </w:rPr>
       </w:r>
     </w:p>
     <w:p>
+      <w:pPr>
+        <w:keepNext w:val="0"/>
+        <w:keepLines w:val="0"/>
+        <w:tabs>
+          <w:tab w:pos="9288" w:val="right" w:leader="dot"/>
+        </w:tabs>
+        <w:spacing w:after="0" w:line="200" w:lineRule="exact" w:before="0"/>
+        <w:ind w:left="403"/>
+      </w:pPr>
       <w:r>
-        <w:t>Hay oportunidades en organizaciones sin fines de lucro, fundaciones, municipios, escuelas, centros comunitarios, salud pública, vivienda, desarrollo económico, servicios para personas mayores, juventud, discapacidad, migración, alimentos, cultura y medio ambiente.</w:t>
+        <w:rPr>
+          <w:b w:val="0"/>
+          <w:sz w:val="17"/>
+        </w:rPr>
+        <w:t xml:space="preserve">Propósito central y entornos de trabajo2</w:t>
+        <w:tab/>
+        <w:t/>
+      </w:r>
+      <w:r>
+        <w:rPr>
+          <w:sz w:val="17"/>
+        </w:rPr>
       </w:r>
     </w:p>
     <w:p>
       <w:pPr>
+        <w:keepNext w:val="0"/>
+        <w:keepLines w:val="0"/>
+        <w:tabs>
+          <w:tab w:pos="9288" w:val="right" w:leader="dot"/>
+        </w:tabs>
+        <w:spacing w:after="0" w:line="200" w:lineRule="exact" w:before="0"/>
+        <w:ind w:left="403"/>
+      </w:pPr>
+      <w:r>
+        <w:rPr>
+          <w:b w:val="0"/>
+          <w:sz w:val="17"/>
+        </w:rPr>
+        <w:t xml:space="preserve">Trabajo diario, semanal y de altas consecuencias2</w:t>
+        <w:tab/>
+        <w:t/>
+      </w:r>
+      <w:r>
+        <w:rPr>
+          <w:sz w:val="17"/>
+        </w:rPr>
+      </w:r>
+    </w:p>
+    <w:p>
+      <w:pPr>
+        <w:keepNext w:val="0"/>
+        <w:keepLines w:val="0"/>
+        <w:tabs>
+          <w:tab w:pos="9288" w:val="right" w:leader="dot"/>
+        </w:tabs>
+        <w:spacing w:after="0" w:line="200" w:lineRule="exact" w:before="0"/>
+        <w:ind w:left="0"/>
+      </w:pPr>
+      <w:r>
+        <w:rPr>
+          <w:b/>
+          <w:sz w:val="17"/>
+        </w:rPr>
+        <w:t xml:space="preserve">3. Deberes, herramientas y terminología2</w:t>
+        <w:tab/>
+        <w:t/>
+      </w:r>
+      <w:r>
+        <w:rPr>
+          <w:sz w:val="17"/>
+        </w:rPr>
+      </w:r>
+    </w:p>
+    <w:p>
+      <w:pPr>
+        <w:keepNext w:val="0"/>
+        <w:keepLines w:val="0"/>
+        <w:tabs>
+          <w:tab w:pos="9288" w:val="right" w:leader="dot"/>
+        </w:tabs>
+        <w:spacing w:after="0" w:line="200" w:lineRule="exact" w:before="0"/>
+        <w:ind w:left="403"/>
+      </w:pPr>
+      <w:r>
+        <w:rPr>
+          <w:b w:val="0"/>
+          <w:sz w:val="17"/>
+        </w:rPr>
+        <w:t xml:space="preserve">Deberes comunes2</w:t>
+        <w:tab/>
+        <w:t/>
+      </w:r>
+      <w:r>
+        <w:rPr>
+          <w:sz w:val="17"/>
+        </w:rPr>
+      </w:r>
+    </w:p>
+    <w:p>
+      <w:pPr>
+        <w:keepNext w:val="0"/>
+        <w:keepLines w:val="0"/>
+        <w:tabs>
+          <w:tab w:pos="9288" w:val="right" w:leader="dot"/>
+        </w:tabs>
+        <w:spacing w:after="0" w:line="200" w:lineRule="exact" w:before="0"/>
+        <w:ind w:left="403"/>
+      </w:pPr>
+      <w:r>
+        <w:rPr>
+          <w:b w:val="0"/>
+          <w:sz w:val="17"/>
+        </w:rPr>
+        <w:t xml:space="preserve">Herramientas y registros2</w:t>
+        <w:tab/>
+        <w:t/>
+      </w:r>
+      <w:r>
+        <w:rPr>
+          <w:sz w:val="17"/>
+        </w:rPr>
+      </w:r>
+    </w:p>
+    <w:p>
+      <w:pPr>
+        <w:keepNext w:val="0"/>
+        <w:keepLines w:val="0"/>
+        <w:tabs>
+          <w:tab w:pos="9288" w:val="right" w:leader="dot"/>
+        </w:tabs>
+        <w:spacing w:after="0" w:line="200" w:lineRule="exact" w:before="0"/>
+        <w:ind w:left="403"/>
+      </w:pPr>
+      <w:r>
+        <w:rPr>
+          <w:b w:val="0"/>
+          <w:sz w:val="17"/>
+        </w:rPr>
+        <w:t xml:space="preserve">Definiciones2</w:t>
+        <w:tab/>
+        <w:t/>
+      </w:r>
+      <w:r>
+        <w:rPr>
+          <w:sz w:val="17"/>
+        </w:rPr>
+      </w:r>
+    </w:p>
+    <w:p>
+      <w:pPr>
+        <w:keepNext w:val="0"/>
+        <w:keepLines w:val="0"/>
+        <w:tabs>
+          <w:tab w:pos="9288" w:val="right" w:leader="dot"/>
+        </w:tabs>
+        <w:spacing w:after="0" w:line="200" w:lineRule="exact" w:before="0"/>
+        <w:ind w:left="0"/>
+      </w:pPr>
+      <w:r>
+        <w:rPr>
+          <w:b/>
+          <w:sz w:val="17"/>
+        </w:rPr>
+        <w:t xml:space="preserve">4. Adaptación, accesibilidad y condiciones realistas2</w:t>
+        <w:tab/>
+        <w:t/>
+      </w:r>
+      <w:r>
+        <w:rPr>
+          <w:sz w:val="17"/>
+        </w:rPr>
+      </w:r>
+    </w:p>
+    <w:p>
+      <w:pPr>
+        <w:keepNext w:val="0"/>
+        <w:keepLines w:val="0"/>
+        <w:tabs>
+          <w:tab w:pos="9288" w:val="right" w:leader="dot"/>
+        </w:tabs>
+        <w:spacing w:after="0" w:line="200" w:lineRule="exact" w:before="0"/>
+        <w:ind w:left="403"/>
+      </w:pPr>
+      <w:r>
+        <w:rPr>
+          <w:b w:val="0"/>
+          <w:sz w:val="17"/>
+        </w:rPr>
+        <w:t xml:space="preserve">Preguntas de adaptación profesional2</w:t>
+        <w:tab/>
+        <w:t/>
+      </w:r>
+      <w:r>
+        <w:rPr>
+          <w:sz w:val="17"/>
+        </w:rPr>
+      </w:r>
+    </w:p>
+    <w:p>
+      <w:pPr>
+        <w:keepNext w:val="0"/>
+        <w:keepLines w:val="0"/>
+        <w:tabs>
+          <w:tab w:pos="9288" w:val="right" w:leader="dot"/>
+        </w:tabs>
+        <w:spacing w:after="0" w:line="200" w:lineRule="exact" w:before="0"/>
+        <w:ind w:left="403"/>
+      </w:pPr>
+      <w:r>
+        <w:rPr>
+          <w:b w:val="0"/>
+          <w:sz w:val="17"/>
+        </w:rPr>
+        <w:t xml:space="preserve">Alojamiento y acceso al idioma2</w:t>
+        <w:tab/>
+        <w:t/>
+      </w:r>
+      <w:r>
+        <w:rPr>
+          <w:sz w:val="17"/>
+        </w:rPr>
+      </w:r>
+    </w:p>
+    <w:p>
+      <w:pPr>
+        <w:keepNext w:val="0"/>
+        <w:keepLines w:val="0"/>
+        <w:tabs>
+          <w:tab w:pos="9288" w:val="right" w:leader="dot"/>
+        </w:tabs>
+        <w:spacing w:after="0" w:line="200" w:lineRule="exact" w:before="0"/>
+        <w:ind w:left="0"/>
+      </w:pPr>
+      <w:r>
+        <w:rPr>
+          <w:b/>
+          <w:sz w:val="17"/>
+        </w:rPr>
+        <w:t xml:space="preserve">5. Ética, seguridad, límites y escalamiento2</w:t>
+        <w:tab/>
+        <w:t/>
+      </w:r>
+      <w:r>
+        <w:rPr>
+          <w:sz w:val="17"/>
+        </w:rPr>
+      </w:r>
+    </w:p>
+    <w:p>
+      <w:pPr>
+        <w:keepNext w:val="0"/>
+        <w:keepLines w:val="0"/>
+        <w:tabs>
+          <w:tab w:pos="9288" w:val="right" w:leader="dot"/>
+        </w:tabs>
+        <w:spacing w:after="0" w:line="200" w:lineRule="exact" w:before="0"/>
+        <w:ind w:left="403"/>
+      </w:pPr>
+      <w:r>
+        <w:rPr>
+          <w:b w:val="0"/>
+          <w:sz w:val="17"/>
+        </w:rPr>
+        <w:t xml:space="preserve">Reglas de alcance y interrupción del trabajo2</w:t>
+        <w:tab/>
+        <w:t/>
+      </w:r>
+      <w:r>
+        <w:rPr>
+          <w:sz w:val="17"/>
+        </w:rPr>
+      </w:r>
+    </w:p>
+    <w:p>
+      <w:pPr>
+        <w:keepNext w:val="0"/>
+        <w:keepLines w:val="0"/>
+        <w:tabs>
+          <w:tab w:pos="9288" w:val="right" w:leader="dot"/>
+        </w:tabs>
+        <w:spacing w:after="0" w:line="200" w:lineRule="exact" w:before="0"/>
+        <w:ind w:left="403"/>
+      </w:pPr>
+      <w:r>
+        <w:rPr>
+          <w:b w:val="0"/>
+          <w:sz w:val="17"/>
+        </w:rPr>
+        <w:t xml:space="preserve">Salud y seguridad psicológica2</w:t>
+        <w:tab/>
+        <w:t/>
+      </w:r>
+      <w:r>
+        <w:rPr>
+          <w:sz w:val="17"/>
+        </w:rPr>
+      </w:r>
+    </w:p>
+    <w:p>
+      <w:pPr>
+        <w:keepNext w:val="0"/>
+        <w:keepLines w:val="0"/>
+        <w:tabs>
+          <w:tab w:pos="9288" w:val="right" w:leader="dot"/>
+        </w:tabs>
+        <w:spacing w:after="0" w:line="200" w:lineRule="exact" w:before="0"/>
+        <w:ind w:left="0"/>
+      </w:pPr>
+      <w:r>
+        <w:rPr>
+          <w:b/>
+          <w:sz w:val="17"/>
+        </w:rPr>
+        <w:t xml:space="preserve">6. Salarios, beneficios e investigación del mercado laboral2</w:t>
+        <w:tab/>
+        <w:t/>
+      </w:r>
+      <w:r>
+        <w:rPr>
+          <w:sz w:val="17"/>
+        </w:rPr>
+      </w:r>
+    </w:p>
+    <w:p>
+      <w:pPr>
+        <w:keepNext w:val="0"/>
+        <w:keepLines w:val="0"/>
+        <w:tabs>
+          <w:tab w:pos="9288" w:val="right" w:leader="dot"/>
+        </w:tabs>
+        <w:spacing w:after="0" w:line="200" w:lineRule="exact" w:before="0"/>
+        <w:ind w:left="403"/>
+      </w:pPr>
+      <w:r>
+        <w:rPr>
+          <w:b w:val="0"/>
+          <w:sz w:val="17"/>
+        </w:rPr>
+        <w:t xml:space="preserve">Punto de partida nacional2</w:t>
+        <w:tab/>
+        <w:t/>
+      </w:r>
+      <w:r>
+        <w:rPr>
+          <w:sz w:val="17"/>
+        </w:rPr>
+      </w:r>
+    </w:p>
+    <w:p>
+      <w:pPr>
+        <w:keepNext w:val="0"/>
+        <w:keepLines w:val="0"/>
+        <w:tabs>
+          <w:tab w:pos="9288" w:val="right" w:leader="dot"/>
+        </w:tabs>
+        <w:spacing w:after="0" w:line="200" w:lineRule="exact" w:before="0"/>
+        <w:ind w:left="403"/>
+      </w:pPr>
+      <w:r>
+        <w:rPr>
+          <w:b w:val="0"/>
+          <w:sz w:val="17"/>
+        </w:rPr>
+        <w:t xml:space="preserve">Investigación sobre salarios y beneficios locales2</w:t>
+        <w:tab/>
+        <w:t/>
+      </w:r>
+      <w:r>
+        <w:rPr>
+          <w:sz w:val="17"/>
+        </w:rPr>
+      </w:r>
+    </w:p>
+    <w:p>
+      <w:pPr>
+        <w:keepNext w:val="0"/>
+        <w:keepLines w:val="0"/>
+        <w:tabs>
+          <w:tab w:pos="9288" w:val="right" w:leader="dot"/>
+        </w:tabs>
+        <w:spacing w:after="0" w:line="200" w:lineRule="exact" w:before="0"/>
+        <w:ind w:left="0"/>
+      </w:pPr>
+      <w:r>
+        <w:rPr>
+          <w:b/>
+          <w:sz w:val="17"/>
+        </w:rPr>
+        <w:t xml:space="preserve">7. Educación, escuelas y credenciales2</w:t>
+        <w:tab/>
+        <w:t/>
+      </w:r>
+      <w:r>
+        <w:rPr>
+          <w:sz w:val="17"/>
+        </w:rPr>
+      </w:r>
+    </w:p>
+    <w:p>
+      <w:pPr>
+        <w:keepNext w:val="0"/>
+        <w:keepLines w:val="0"/>
+        <w:tabs>
+          <w:tab w:pos="9288" w:val="right" w:leader="dot"/>
+        </w:tabs>
+        <w:spacing w:after="0" w:line="200" w:lineRule="exact" w:before="0"/>
+        <w:ind w:left="403"/>
+      </w:pPr>
+      <w:r>
+        <w:rPr>
+          <w:b w:val="0"/>
+          <w:sz w:val="17"/>
+        </w:rPr>
+        <w:t xml:space="preserve">Camino educativo2</w:t>
+        <w:tab/>
+        <w:t/>
+      </w:r>
+      <w:r>
+        <w:rPr>
+          <w:sz w:val="17"/>
+        </w:rPr>
+      </w:r>
+      <w:r>
+        <w:rPr>
+          <w:sz w:val="18"/>
+        </w:rPr>
+      </w:r>
+    </w:p>
+    <w:p>
+      <w:pPr>
+        <w:keepNext w:val="0"/>
+        <w:keepLines w:val="0"/>
+        <w:tabs>
+          <w:tab w:pos="9288" w:val="right" w:leader="dot"/>
+        </w:tabs>
+        <w:spacing w:after="0" w:line="200" w:lineRule="exact" w:before="0"/>
+        <w:ind w:left="403"/>
+      </w:pPr>
+      <w:r>
+        <w:rPr>
+          <w:b w:val="0"/>
+          <w:sz w:val="17"/>
+        </w:rPr>
+        <w:t xml:space="preserve">Verificación de escuela y credenciales2</w:t>
+        <w:tab/>
+        <w:t/>
+      </w:r>
+      <w:r>
+        <w:rPr>
+          <w:sz w:val="17"/>
+        </w:rPr>
+      </w:r>
+    </w:p>
+    <w:p>
+      <w:pPr>
+        <w:keepNext w:val="0"/>
+        <w:keepLines w:val="0"/>
+        <w:tabs>
+          <w:tab w:pos="9288" w:val="right" w:leader="dot"/>
+        </w:tabs>
+        <w:spacing w:after="0" w:line="200" w:lineRule="exact" w:before="0"/>
+        <w:ind w:left="0"/>
+      </w:pPr>
+      <w:r>
+        <w:rPr>
+          <w:b/>
+          <w:sz w:val="17"/>
+        </w:rPr>
+        <w:t xml:space="preserve">8. Aprendizaje apoyado por el empleador2</w:t>
+        <w:tab/>
+        <w:t/>
+      </w:r>
+      <w:r>
+        <w:rPr>
+          <w:sz w:val="17"/>
+        </w:rPr>
+      </w:r>
+    </w:p>
+    <w:p>
+      <w:pPr>
+        <w:keepNext w:val="0"/>
+        <w:keepLines w:val="0"/>
+        <w:tabs>
+          <w:tab w:pos="9288" w:val="right" w:leader="dot"/>
+        </w:tabs>
+        <w:spacing w:after="0" w:line="200" w:lineRule="exact" w:before="0"/>
+        <w:ind w:left="403"/>
+      </w:pPr>
+      <w:r>
+        <w:rPr>
+          <w:b w:val="0"/>
+          <w:sz w:val="17"/>
+        </w:rPr>
+        <w:t xml:space="preserve">Asistencia y pago de matrícula2</w:t>
+        <w:tab/>
+        <w:t/>
+      </w:r>
+      <w:r>
+        <w:rPr>
+          <w:sz w:val="17"/>
+        </w:rPr>
+      </w:r>
+    </w:p>
+    <w:p>
+      <w:pPr>
+        <w:keepNext w:val="0"/>
+        <w:keepLines w:val="0"/>
+        <w:tabs>
+          <w:tab w:pos="9288" w:val="right" w:leader="dot"/>
+        </w:tabs>
+        <w:spacing w:after="0" w:line="200" w:lineRule="exact" w:before="0"/>
+        <w:ind w:left="403"/>
+      </w:pPr>
+      <w:r>
+        <w:rPr>
+          <w:b w:val="0"/>
+          <w:sz w:val="17"/>
+        </w:rPr>
+        <w:t xml:space="preserve">Pasantías, aprendizajes y ascensos profesionales2</w:t>
+        <w:tab/>
+        <w:t/>
+      </w:r>
+      <w:r>
+        <w:rPr>
+          <w:sz w:val="17"/>
+        </w:rPr>
+      </w:r>
+    </w:p>
+    <w:p>
+      <w:pPr>
+        <w:keepNext w:val="0"/>
+        <w:keepLines w:val="0"/>
+        <w:tabs>
+          <w:tab w:pos="9288" w:val="right" w:leader="dot"/>
+        </w:tabs>
+        <w:spacing w:after="0" w:line="200" w:lineRule="exact" w:before="0"/>
+        <w:ind w:left="0"/>
+      </w:pPr>
+      <w:r>
+        <w:rPr>
+          <w:b/>
+          <w:sz w:val="17"/>
+        </w:rPr>
+        <w:t xml:space="preserve">9. Derechos de los trabajadores, privacidad, ciberseguridad e IA ética2</w:t>
+        <w:tab/>
+        <w:t/>
+      </w:r>
+      <w:r>
+        <w:rPr>
+          <w:sz w:val="17"/>
+        </w:rPr>
+      </w:r>
+    </w:p>
+    <w:p>
+      <w:pPr>
+        <w:keepNext w:val="0"/>
+        <w:keepLines w:val="0"/>
+        <w:tabs>
+          <w:tab w:pos="9288" w:val="right" w:leader="dot"/>
+        </w:tabs>
+        <w:spacing w:after="0" w:line="200" w:lineRule="exact" w:before="0"/>
+        <w:ind w:left="403"/>
+      </w:pPr>
+      <w:r>
+        <w:rPr>
+          <w:b w:val="0"/>
+          <w:sz w:val="17"/>
+        </w:rPr>
+        <w:t xml:space="preserve">Protecciones laborales2</w:t>
+        <w:tab/>
+        <w:t/>
+      </w:r>
+      <w:r>
+        <w:rPr>
+          <w:sz w:val="17"/>
+        </w:rPr>
+      </w:r>
+    </w:p>
+    <w:p>
+      <w:pPr>
+        <w:keepNext w:val="0"/>
+        <w:keepLines w:val="0"/>
+        <w:tabs>
+          <w:tab w:pos="9288" w:val="right" w:leader="dot"/>
+        </w:tabs>
+        <w:spacing w:after="0" w:line="200" w:lineRule="exact" w:before="0"/>
+        <w:ind w:left="403"/>
+      </w:pPr>
+      <w:r>
+        <w:rPr>
+          <w:b w:val="0"/>
+          <w:sz w:val="17"/>
+        </w:rPr>
+        <w:t xml:space="preserve">Tecnología responsable2</w:t>
+        <w:tab/>
+        <w:t/>
+      </w:r>
+      <w:r>
+        <w:rPr>
+          <w:sz w:val="17"/>
+        </w:rPr>
+      </w:r>
+    </w:p>
+    <w:p>
+      <w:pPr>
+        <w:keepNext w:val="0"/>
+        <w:keepLines w:val="0"/>
+        <w:tabs>
+          <w:tab w:pos="9288" w:val="right" w:leader="dot"/>
+        </w:tabs>
+        <w:spacing w:after="0" w:line="200" w:lineRule="exact" w:before="0"/>
+        <w:ind w:left="0"/>
+      </w:pPr>
+      <w:r>
+        <w:rPr>
+          <w:b/>
+          <w:sz w:val="17"/>
+        </w:rPr>
+        <w:t xml:space="preserve">10. Construir evidencia y aplicar2</w:t>
+        <w:tab/>
+        <w:t/>
+      </w:r>
+      <w:r>
+        <w:rPr>
+          <w:sz w:val="17"/>
+        </w:rPr>
+      </w:r>
+    </w:p>
+    <w:p>
+      <w:pPr>
+        <w:keepNext w:val="0"/>
+        <w:keepLines w:val="0"/>
+        <w:tabs>
+          <w:tab w:pos="9288" w:val="right" w:leader="dot"/>
+        </w:tabs>
+        <w:spacing w:after="0" w:line="200" w:lineRule="exact" w:before="0"/>
+        <w:ind w:left="403"/>
+      </w:pPr>
+      <w:r>
+        <w:rPr>
+          <w:b w:val="0"/>
+          <w:sz w:val="17"/>
+        </w:rPr>
+        <w:t xml:space="preserve">Evidencia del portafolio ético2</w:t>
+        <w:tab/>
+        <w:t/>
+      </w:r>
+      <w:r>
+        <w:rPr>
+          <w:sz w:val="17"/>
+        </w:rPr>
+      </w:r>
+    </w:p>
+    <w:p>
+      <w:pPr>
+        <w:keepNext w:val="0"/>
+        <w:keepLines w:val="0"/>
+        <w:tabs>
+          <w:tab w:pos="9288" w:val="right" w:leader="dot"/>
+        </w:tabs>
+        <w:spacing w:after="0" w:line="200" w:lineRule="exact" w:before="0"/>
+        <w:ind w:left="403"/>
+      </w:pPr>
+      <w:r>
+        <w:rPr>
+          <w:b w:val="0"/>
+          <w:sz w:val="17"/>
+        </w:rPr>
+        <w:t xml:space="preserve">Preparación de currículum y entrevista2</w:t>
+        <w:tab/>
+        <w:t/>
+      </w:r>
+      <w:r>
+        <w:rPr>
+          <w:sz w:val="17"/>
+        </w:rPr>
+      </w:r>
+    </w:p>
+    <w:p>
+      <w:pPr>
+        <w:keepNext w:val="0"/>
+        <w:keepLines w:val="0"/>
+        <w:tabs>
+          <w:tab w:pos="9288" w:val="right" w:leader="dot"/>
+        </w:tabs>
+        <w:spacing w:after="0" w:line="200" w:lineRule="exact" w:before="0"/>
+        <w:ind w:left="0"/>
+      </w:pPr>
+      <w:r>
+        <w:rPr>
+          <w:b/>
+          <w:sz w:val="17"/>
+        </w:rPr>
+        <w:t xml:space="preserve">11. Planificación de avance, portabilidad y salida2</w:t>
+        <w:tab/>
+        <w:t/>
+      </w:r>
+      <w:r>
+        <w:rPr>
+          <w:sz w:val="17"/>
+        </w:rPr>
+      </w:r>
+    </w:p>
+    <w:p>
+      <w:pPr>
+        <w:keepNext w:val="0"/>
+        <w:keepLines w:val="0"/>
+        <w:tabs>
+          <w:tab w:pos="9288" w:val="right" w:leader="dot"/>
+        </w:tabs>
+        <w:spacing w:after="0" w:line="200" w:lineRule="exact" w:before="0"/>
+        <w:ind w:left="403"/>
+      </w:pPr>
+      <w:r>
+        <w:rPr>
+          <w:b w:val="0"/>
+          <w:sz w:val="17"/>
+        </w:rPr>
+        <w:t xml:space="preserve">Escala profesional2</w:t>
+        <w:tab/>
+        <w:t/>
+      </w:r>
+      <w:r>
+        <w:rPr>
+          <w:sz w:val="17"/>
+        </w:rPr>
+      </w:r>
+    </w:p>
+    <w:p>
+      <w:pPr>
+        <w:keepNext w:val="0"/>
+        <w:keepLines w:val="0"/>
+        <w:tabs>
+          <w:tab w:pos="9288" w:val="right" w:leader="dot"/>
+        </w:tabs>
+        <w:spacing w:after="0" w:line="200" w:lineRule="exact" w:before="0"/>
+        <w:ind w:left="403"/>
+      </w:pPr>
+      <w:r>
+        <w:rPr>
+          <w:b w:val="0"/>
+          <w:sz w:val="17"/>
+        </w:rPr>
+        <w:t xml:space="preserve">Opciones de salida y transferencia2</w:t>
+        <w:tab/>
+        <w:t/>
+      </w:r>
+      <w:r>
+        <w:rPr>
+          <w:sz w:val="17"/>
+        </w:rPr>
+      </w:r>
+    </w:p>
+    <w:p>
+      <w:pPr>
+        <w:keepNext w:val="0"/>
+        <w:keepLines w:val="0"/>
+        <w:tabs>
+          <w:tab w:pos="9288" w:val="right" w:leader="dot"/>
+        </w:tabs>
+        <w:spacing w:after="0" w:line="200" w:lineRule="exact" w:before="0"/>
+        <w:ind w:left="0"/>
+      </w:pPr>
+      <w:r>
+        <w:rPr>
+          <w:b/>
+          <w:sz w:val="17"/>
+        </w:rPr>
+        <w:t xml:space="preserve">12. Antes de inscribirse o firmar2</w:t>
+        <w:tab/>
+        <w:t/>
+      </w:r>
+      <w:r>
+        <w:rPr>
+          <w:sz w:val="17"/>
+        </w:rPr>
+      </w:r>
+    </w:p>
+    <w:p>
+      <w:pPr>
+        <w:keepNext w:val="0"/>
+        <w:keepLines w:val="0"/>
+        <w:tabs>
+          <w:tab w:pos="9288" w:val="right" w:leader="dot"/>
+        </w:tabs>
+        <w:spacing w:after="0" w:line="200" w:lineRule="exact" w:before="0"/>
+        <w:ind w:left="403"/>
+      </w:pPr>
+      <w:r>
+        <w:rPr>
+          <w:b w:val="0"/>
+          <w:sz w:val="17"/>
+        </w:rPr>
+        <w:t xml:space="preserve">Lista de verificación de verificación2</w:t>
+        <w:tab/>
+        <w:t/>
+      </w:r>
+      <w:r>
+        <w:rPr>
+          <w:sz w:val="17"/>
+        </w:rPr>
+      </w:r>
+    </w:p>
+    <w:p>
+      <w:pPr>
+        <w:keepNext w:val="0"/>
+        <w:keepLines w:val="0"/>
+        <w:tabs>
+          <w:tab w:pos="9288" w:val="right" w:leader="dot"/>
+        </w:tabs>
+        <w:spacing w:after="0" w:line="200" w:lineRule="exact" w:before="0"/>
+        <w:ind w:left="0"/>
+      </w:pPr>
+      <w:r>
+        <w:rPr>
+          <w:b/>
+          <w:sz w:val="17"/>
+        </w:rPr>
+        <w:t xml:space="preserve">13. Plan de acción de doce semanas2</w:t>
+        <w:tab/>
+        <w:t/>
+      </w:r>
+      <w:r>
+        <w:rPr>
+          <w:sz w:val="17"/>
+        </w:rPr>
+      </w:r>
+    </w:p>
+    <w:p>
+      <w:pPr>
+        <w:keepNext w:val="0"/>
+        <w:keepLines w:val="0"/>
+        <w:tabs>
+          <w:tab w:pos="9288" w:val="right" w:leader="dot"/>
+        </w:tabs>
+        <w:spacing w:after="0" w:line="200" w:lineRule="exact" w:before="0"/>
+        <w:ind w:left="403"/>
+      </w:pPr>
+      <w:r>
+        <w:rPr>
+          <w:b w:val="0"/>
+          <w:sz w:val="17"/>
+        </w:rPr>
+        <w:t xml:space="preserve">Plan secuencial2</w:t>
+        <w:tab/>
+        <w:t/>
+      </w:r>
+      <w:r>
+        <w:rPr>
+          <w:sz w:val="17"/>
+        </w:rPr>
+      </w:r>
+    </w:p>
+    <w:p>
+      <w:pPr>
+        <w:keepNext w:val="0"/>
+        <w:keepLines w:val="0"/>
+        <w:tabs>
+          <w:tab w:pos="9288" w:val="right" w:leader="dot"/>
+        </w:tabs>
+        <w:spacing w:after="0" w:line="200" w:lineRule="exact" w:before="0"/>
+        <w:ind w:left="0"/>
+      </w:pPr>
+      <w:r>
+        <w:rPr>
+          <w:b/>
+          <w:sz w:val="17"/>
+        </w:rPr>
+        <w:t xml:space="preserve">14. Hojas de trabajo2</w:t>
+        <w:tab/>
+        <w:t/>
+      </w:r>
+      <w:r>
+        <w:rPr>
+          <w:sz w:val="17"/>
+        </w:rPr>
+      </w:r>
+    </w:p>
+    <w:p>
+      <w:pPr>
+        <w:keepNext w:val="0"/>
+        <w:keepLines w:val="0"/>
+        <w:tabs>
+          <w:tab w:pos="9288" w:val="right" w:leader="dot"/>
+        </w:tabs>
+        <w:spacing w:after="0" w:line="200" w:lineRule="exact" w:before="0"/>
+        <w:ind w:left="403"/>
+      </w:pPr>
+      <w:r>
+        <w:rPr>
+          <w:b w:val="0"/>
+          <w:sz w:val="17"/>
+        </w:rPr>
+        <w:t xml:space="preserve">Ajuste profesional2</w:t>
+        <w:tab/>
+        <w:t/>
+      </w:r>
+      <w:r>
+        <w:rPr>
+          <w:sz w:val="17"/>
+        </w:rPr>
+      </w:r>
+    </w:p>
+    <w:p>
+      <w:pPr>
+        <w:keepNext w:val="0"/>
+        <w:keepLines w:val="0"/>
+        <w:tabs>
+          <w:tab w:pos="9288" w:val="right" w:leader="dot"/>
+        </w:tabs>
+        <w:spacing w:after="0" w:line="200" w:lineRule="exact" w:before="0"/>
+        <w:ind w:left="403"/>
+      </w:pPr>
+      <w:r>
+        <w:rPr>
+          <w:b w:val="0"/>
+          <w:sz w:val="17"/>
+        </w:rPr>
+        <w:t xml:space="preserve">Costo de educación y acuerdo con el empleador2</w:t>
+        <w:tab/>
+        <w:t/>
+      </w:r>
+      <w:r>
+        <w:rPr>
+          <w:sz w:val="17"/>
+        </w:rPr>
+      </w:r>
+    </w:p>
+    <w:p>
+      <w:pPr>
+        <w:keepNext w:val="0"/>
+        <w:keepLines w:val="0"/>
+        <w:tabs>
+          <w:tab w:pos="9288" w:val="right" w:leader="dot"/>
+        </w:tabs>
+        <w:spacing w:after="0" w:line="200" w:lineRule="exact" w:before="0"/>
+        <w:ind w:left="0"/>
+      </w:pPr>
+      <w:r>
+        <w:rPr>
+          <w:b/>
+          <w:sz w:val="17"/>
+        </w:rPr>
+        <w:t xml:space="preserve">15. Fuentes, control de versiones y mantenimiento2</w:t>
+        <w:tab/>
+        <w:t/>
+      </w:r>
+      <w:r>
+        <w:rPr>
+          <w:sz w:val="17"/>
+        </w:rPr>
+      </w:r>
+    </w:p>
+    <w:p>
+      <w:pPr>
+        <w:keepNext w:val="0"/>
+        <w:keepLines w:val="0"/>
+        <w:tabs>
+          <w:tab w:pos="9288" w:val="right" w:leader="dot"/>
+        </w:tabs>
+        <w:spacing w:after="0" w:line="200" w:lineRule="exact" w:before="0"/>
+        <w:ind w:left="403"/>
+      </w:pPr>
+      <w:r>
+        <w:rPr>
+          <w:b w:val="0"/>
+          <w:sz w:val="17"/>
+        </w:rPr>
+        <w:t xml:space="preserve">Fuentes oficiales de partida2</w:t>
+        <w:tab/>
+        <w:t/>
+      </w:r>
+      <w:r>
+        <w:rPr>
+          <w:sz w:val="17"/>
+        </w:rPr>
+      </w:r>
+    </w:p>
+    <w:p>
+      <w:pPr>
+        <w:keepNext w:val="0"/>
+        <w:keepLines w:val="0"/>
+        <w:tabs>
+          <w:tab w:pos="9288" w:val="right" w:leader="dot"/>
+        </w:tabs>
+        <w:spacing w:after="0" w:line="200" w:lineRule="exact" w:before="0"/>
+        <w:ind w:left="403"/>
+      </w:pPr>
+      <w:r>
+        <w:rPr>
+          <w:b w:val="0"/>
+          <w:sz w:val="17"/>
+        </w:rPr>
+        <w:t xml:space="preserve">Política de publicación y corrección2</w:t>
+        <w:tab/>
+        <w:t/>
+      </w:r>
+      <w:r>
+        <w:rPr>
+          <w:sz w:val="17"/>
+        </w:rPr>
+      </w:r>
+      <w:r>
+        <w:rPr>
+          <w:sz w:val="18"/>
+        </w:rPr>
+      </w:r>
+    </w:p>
+    <w:p>
+      <w:pPr>
         <w:pStyle w:val="Heading1"/>
+        <w:keepNext/>
       </w:pPr>
       <w:r>
-        <w:t>3. Competencias esenciales</w:t>
+        <w:t xml:space="preserve">1. Cómo utilizar esta guía</w:t>
+      </w:r>
+    </w:p>
+    <w:p>
+      <w:pPr>
+        <w:pStyle w:val="Heading2"/>
+        <w:keepNext/>
+      </w:pPr>
+      <w:r>
+        <w:t xml:space="preserve">Un proceso de decisión cuidadoso</w:t>
+      </w:r>
+    </w:p>
+    <w:p>
+      <w:pPr>
+        <w:pStyle w:val="ListBullet"/>
+        <w:spacing w:before="0" w:after="20" w:line="240" w:lineRule="auto"/>
+        <w:ind w:left="403" w:hanging="259"/>
+      </w:pPr>
+      <w:r>
+        <w:t xml:space="preserve">Empiece por el trabajo, no por la escuela.</w:t>
+      </w:r>
+    </w:p>
+    <w:p>
+      <w:pPr>
+        <w:pStyle w:val="ListBullet"/>
+        <w:spacing w:before="0" w:after="20" w:line="240" w:lineRule="auto"/>
+        <w:ind w:left="403" w:hanging="259"/>
+      </w:pPr>
+      <w:r>
+        <w:t xml:space="preserve">Verifique los requisitos locales antes de pagar.</w:t>
+      </w:r>
+    </w:p>
+    <w:p>
+      <w:pPr>
+        <w:pStyle w:val="ListBullet"/>
+        <w:spacing w:before="0" w:after="20" w:line="240" w:lineRule="auto"/>
+        <w:ind w:left="403" w:hanging="259"/>
+      </w:pPr>
+      <w:r>
+        <w:t xml:space="preserve">Pruebe el interés con actividades seguras, públicas, ficticias o supervisadas.</w:t>
+      </w:r>
+    </w:p>
+    <w:p>
+      <w:pPr>
+        <w:pStyle w:val="ListBullet"/>
+        <w:spacing w:before="0" w:after="20" w:line="240" w:lineRule="auto"/>
+        <w:ind w:left="403" w:hanging="259"/>
+      </w:pPr>
+      <w:r>
+        <w:t xml:space="preserve">Mantenga registros escritos de costos, promesas, adaptaciones, credenciales y términos de pago.</w:t>
+      </w:r>
+    </w:p>
+    <w:p>
+      <w:pPr>
+        <w:pStyle w:val="ListBullet"/>
+        <w:spacing w:before="0" w:after="20" w:line="240" w:lineRule="auto"/>
+        <w:ind w:left="403" w:hanging="259"/>
+      </w:pPr>
+      <w:r>
+        <w:t xml:space="preserve">Haga una pausa cuando no se haya resuelto un problema importante de seguridad, deudas, licencias, accesibilidad, familia o transporte.</w:t>
+      </w:r>
+    </w:p>
+    <w:p>
+      <w:pPr>
+        <w:pStyle w:val="Heading1"/>
+        <w:keepNext/>
+      </w:pPr>
+      <w:r>
+        <w:t xml:space="preserve">2. Qué implica el trabajo</w:t>
+      </w:r>
+    </w:p>
+    <w:p>
+      <w:pPr>
+        <w:pStyle w:val="Heading2"/>
+        <w:keepNext/>
+      </w:pPr>
+      <w:r>
+        <w:t xml:space="preserve">Propósito principal y entornos de trabajo</w:t>
+      </w:r>
+    </w:p>
+    <w:p>
+      <w:pPr/>
+      <w:r>
+        <w:t xml:space="preserve">Los coordinadores de programas de servicio comunitario organizan actividades, horarios, registros, voluntarios, proveedores, comunicaciones y seguimiento de resultados para programas que apoyan el bienestar público.</w:t>
       </w:r>
     </w:p>
     <w:tbl>
@@ -227,268 +1471,132 @@
         <w:tblStyle w:val="TableGrid"/>
         <w:tblW w:type="auto" w:w="0"/>
         <w:jc w:val="center"/>
+        <w:tblLayout w:type="autofit"/>
         <w:tblLook w:firstColumn="1" w:firstRow="1" w:lastColumn="0" w:lastRow="0" w:noHBand="0" w:noVBand="1" w:val="04A0"/>
       </w:tblPr>
       <w:tblGrid>
-        <w:gridCol w:w="3312"/>
-        <w:gridCol w:w="3312"/>
-        <w:gridCol w:w="3312"/>
+        <w:gridCol w:w="10166"/>
       </w:tblGrid>
       <w:tr>
+        <w:trPr>
+          <w:tblHeader w:val="true"/>
+        </w:trPr>
         <w:tc>
           <w:tcPr>
-            <w:tcW w:type="dxa" w:w="3312"/>
+            <w:tcW w:type="dxa" w:w="10166"/>
+            <w:shd w:fill="D9EAF7"/>
+            <w:vAlign w:val="top"/>
           </w:tcPr>
           <w:p>
+            <w:pPr>
+              <w:spacing w:after="20" w:before="0" w:line="240" w:lineRule="auto"/>
+            </w:pPr>
             <w:r>
-              <w:t>Competencia</w:t>
-            </w:r>
-          </w:p>
-        </w:tc>
-        <w:tc>
-          <w:tcPr>
-            <w:tcW w:type="dxa" w:w="3312"/>
-          </w:tcPr>
-          <w:p>
-            <w:r>
-              <w:t>Aplicación práctica</w:t>
-            </w:r>
-          </w:p>
-        </w:tc>
-        <w:tc>
-          <w:tcPr>
-            <w:tcW w:type="dxa" w:w="3312"/>
-          </w:tcPr>
-          <w:p>
-            <w:r>
-              <w:t>Evidencia ética</w:t>
-            </w:r>
-          </w:p>
-        </w:tc>
-        <w:trPr>
-          <w:tblHeader/>
-        </w:trPr>
-      </w:tr>
-      <w:tr>
-        <w:tc>
-          <w:tcPr>
-            <w:tcW w:type="dxa" w:w="3312"/>
-          </w:tcPr>
-          <w:p>
-            <w:r>
-              <w:t>Organización</w:t>
-            </w:r>
-          </w:p>
-        </w:tc>
-        <w:tc>
-          <w:tcPr>
-            <w:tcW w:type="dxa" w:w="3312"/>
-          </w:tcPr>
-          <w:p>
-            <w:r>
-              <w:t>Coordinar tareas, personas, fechas, espacios y materiales.</w:t>
-            </w:r>
-          </w:p>
-        </w:tc>
-        <w:tc>
-          <w:tcPr>
-            <w:tcW w:type="dxa" w:w="3312"/>
-          </w:tcPr>
-          <w:p>
-            <w:r>
-              <w:t>Cronograma ficticio de programa.</w:t>
+              <w:rPr>
+                <w:b/>
+                <w:sz w:val="17"/>
+              </w:rPr>
+              <w:t xml:space="preserve">Configuraciones de trabajo comunes</w:t>
             </w:r>
           </w:p>
         </w:tc>
       </w:tr>
       <w:tr>
+        <w:trPr/>
         <w:tc>
           <w:tcPr>
-            <w:tcW w:type="dxa" w:w="3312"/>
+            <w:tcW w:type="dxa" w:w="10166"/>
+            <w:vAlign w:val="top"/>
           </w:tcPr>
           <w:p>
+            <w:pPr>
+              <w:spacing w:after="20" w:before="0" w:line="240" w:lineRule="auto"/>
+            </w:pPr>
             <w:r>
-              <w:t>Comunicación</w:t>
-            </w:r>
-          </w:p>
-        </w:tc>
-        <w:tc>
-          <w:tcPr>
-            <w:tcW w:type="dxa" w:w="3312"/>
-          </w:tcPr>
-          <w:p>
-            <w:r>
-              <w:t>Explicar actividades, límites y próximos pasos.</w:t>
-            </w:r>
-          </w:p>
-        </w:tc>
-        <w:tc>
-          <w:tcPr>
-            <w:tcW w:type="dxa" w:w="3312"/>
-          </w:tcPr>
-          <w:p>
-            <w:r>
-              <w:t>Guion simulado de orientación.</w:t>
+              <w:rPr>
+                <w:sz w:val="17"/>
+              </w:rPr>
+              <w:t xml:space="preserve">organizaciones sin fines de lucro</w:t>
             </w:r>
           </w:p>
         </w:tc>
       </w:tr>
       <w:tr>
+        <w:trPr/>
         <w:tc>
           <w:tcPr>
-            <w:tcW w:type="dxa" w:w="3312"/>
+            <w:tcW w:type="dxa" w:w="10166"/>
+            <w:vAlign w:val="top"/>
           </w:tcPr>
           <w:p>
+            <w:pPr>
+              <w:spacing w:after="20" w:before="0" w:line="240" w:lineRule="auto"/>
+            </w:pPr>
             <w:r>
-              <w:t>Servicio centrado en la persona</w:t>
-            </w:r>
-          </w:p>
-        </w:tc>
-        <w:tc>
-          <w:tcPr>
-            <w:tcW w:type="dxa" w:w="3312"/>
-          </w:tcPr>
-          <w:p>
-            <w:r>
-              <w:t>Escuchar necesidades sin prometer resultados.</w:t>
-            </w:r>
-          </w:p>
-        </w:tc>
-        <w:tc>
-          <w:tcPr>
-            <w:tcW w:type="dxa" w:w="3312"/>
-          </w:tcPr>
-          <w:p>
-            <w:r>
-              <w:t>Caso ficticio de remisión.</w:t>
+              <w:rPr>
+                <w:sz w:val="17"/>
+              </w:rPr>
+              <w:t xml:space="preserve">gobierno local</w:t>
             </w:r>
           </w:p>
         </w:tc>
       </w:tr>
       <w:tr>
+        <w:trPr/>
         <w:tc>
           <w:tcPr>
-            <w:tcW w:type="dxa" w:w="3312"/>
+            <w:tcW w:type="dxa" w:w="10166"/>
+            <w:vAlign w:val="top"/>
           </w:tcPr>
           <w:p>
+            <w:pPr>
+              <w:spacing w:after="20" w:before="0" w:line="240" w:lineRule="auto"/>
+            </w:pPr>
             <w:r>
-              <w:t>Documentación</w:t>
-            </w:r>
-          </w:p>
-        </w:tc>
-        <w:tc>
-          <w:tcPr>
-            <w:tcW w:type="dxa" w:w="3312"/>
-          </w:tcPr>
-          <w:p>
-            <w:r>
-              <w:t>Registrar asistencia, servicios, gastos y resultados.</w:t>
-            </w:r>
-          </w:p>
-        </w:tc>
-        <w:tc>
-          <w:tcPr>
-            <w:tcW w:type="dxa" w:w="3312"/>
-          </w:tcPr>
-          <w:p>
-            <w:r>
-              <w:t>Registro simulado.</w:t>
+              <w:rPr>
+                <w:sz w:val="17"/>
+              </w:rPr>
+              <w:t xml:space="preserve">agencias de salud y servicios humanos</w:t>
             </w:r>
           </w:p>
         </w:tc>
       </w:tr>
       <w:tr>
+        <w:trPr/>
         <w:tc>
           <w:tcPr>
-            <w:tcW w:type="dxa" w:w="3312"/>
+            <w:tcW w:type="dxa" w:w="10166"/>
+            <w:vAlign w:val="top"/>
           </w:tcPr>
           <w:p>
+            <w:pPr>
+              <w:spacing w:after="20" w:before="0" w:line="240" w:lineRule="auto"/>
+            </w:pPr>
             <w:r>
-              <w:t>Inclusión y accesibilidad</w:t>
-            </w:r>
-          </w:p>
-        </w:tc>
-        <w:tc>
-          <w:tcPr>
-            <w:tcW w:type="dxa" w:w="3312"/>
-          </w:tcPr>
-          <w:p>
-            <w:r>
-              <w:t>Reducir barreras físicas, lingüísticas y digitales.</w:t>
-            </w:r>
-          </w:p>
-        </w:tc>
-        <w:tc>
-          <w:tcPr>
-            <w:tcW w:type="dxa" w:w="3312"/>
-          </w:tcPr>
-          <w:p>
-            <w:r>
-              <w:t>Checklist ficticio de accesibilidad.</w:t>
+              <w:rPr>
+                <w:sz w:val="17"/>
+              </w:rPr>
+              <w:t xml:space="preserve">organizaciones religiosas y vecinales</w:t>
             </w:r>
           </w:p>
         </w:tc>
       </w:tr>
       <w:tr>
+        <w:trPr/>
         <w:tc>
           <w:tcPr>
-            <w:tcW w:type="dxa" w:w="3312"/>
+            <w:tcW w:type="dxa" w:w="10166"/>
+            <w:vAlign w:val="top"/>
           </w:tcPr>
           <w:p>
+            <w:pPr>
+              <w:spacing w:after="20" w:before="0" w:line="240" w:lineRule="auto"/>
+            </w:pPr>
             <w:r>
-              <w:t>Gestión de riesgos</w:t>
-            </w:r>
-          </w:p>
-        </w:tc>
-        <w:tc>
-          <w:tcPr>
-            <w:tcW w:type="dxa" w:w="3312"/>
-          </w:tcPr>
-          <w:p>
-            <w:r>
-              <w:t>Reconocer asuntos de seguridad, salvaguarda y privacidad.</w:t>
-            </w:r>
-          </w:p>
-        </w:tc>
-        <w:tc>
-          <w:tcPr>
-            <w:tcW w:type="dxa" w:w="3312"/>
-          </w:tcPr>
-          <w:p>
-            <w:r>
-              <w:t>Matriz ficticia de riesgos.</w:t>
-            </w:r>
-          </w:p>
-        </w:tc>
-      </w:tr>
-      <w:tr>
-        <w:tc>
-          <w:tcPr>
-            <w:tcW w:type="dxa" w:w="3312"/>
-          </w:tcPr>
-          <w:p>
-            <w:r>
-              <w:t>Evaluación</w:t>
-            </w:r>
-          </w:p>
-        </w:tc>
-        <w:tc>
-          <w:tcPr>
-            <w:tcW w:type="dxa" w:w="3312"/>
-          </w:tcPr>
-          <w:p>
-            <w:r>
-              <w:t>Usar indicadores y retroalimentación para mejorar.</w:t>
-            </w:r>
-          </w:p>
-        </w:tc>
-        <w:tc>
-          <w:tcPr>
-            <w:tcW w:type="dxa" w:w="3312"/>
-          </w:tcPr>
-          <w:p>
-            <w:r>
-              <w:t>Panel ficticio con datos inventados.</w:t>
+              <w:rPr>
+                <w:sz w:val="17"/>
+              </w:rPr>
+              <w:t xml:space="preserve">fundaciones y asociaciones público-privadas</w:t>
             </w:r>
           </w:p>
         </w:tc>
@@ -496,560 +1604,481 @@
     </w:tbl>
     <w:p>
       <w:pPr>
-        <w:pStyle w:val="Heading1"/>
+        <w:pStyle w:val="Heading2"/>
+        <w:keepNext/>
       </w:pPr>
       <w:r>
-        <w:t>4. Educación y vías de entrada</w:t>
+        <w:t xml:space="preserve">Trabajo diario, semanal y de altas consecuencias.</w:t>
       </w:r>
     </w:p>
     <w:p>
+      <w:pPr>
+        <w:pStyle w:val="ListBullet"/>
+        <w:spacing w:before="0" w:after="20" w:line="240" w:lineRule="auto"/>
+        <w:ind w:left="403" w:hanging="259"/>
+      </w:pPr>
       <w:r>
-        <w:t>Los requisitos varían. Algunos puestos aceptan educación secundaria, formación técnica o experiencia comunitaria; otros prefieren estudios en trabajo social, administración, educación, salud pública, desarrollo comunitario, comunicaciones o áreas relacionadas. La experiencia de voluntariado puede ser valiosa cuando se describe con precisión.</w:t>
+        <w:t xml:space="preserve">Coordinar calendarios de programas, inscripción, comunicaciones y logística.</w:t>
       </w:r>
     </w:p>
     <w:p>
       <w:pPr>
-        <w:pStyle w:val="ListNumber"/>
+        <w:pStyle w:val="ListBullet"/>
+        <w:spacing w:before="0" w:after="20" w:line="240" w:lineRule="auto"/>
+        <w:ind w:left="403" w:hanging="259"/>
       </w:pPr>
       <w:r>
-        <w:t>Comenzar con voluntariado estructurado o apoyo administrativo en una organización confiable.</w:t>
+        <w:t xml:space="preserve">Realice un seguimiento de la participación, los servicios, los resultados y los plazos.</w:t>
       </w:r>
     </w:p>
     <w:p>
       <w:pPr>
-        <w:pStyle w:val="ListNumber"/>
+        <w:pStyle w:val="ListBullet"/>
+        <w:spacing w:before="0" w:after="20" w:line="240" w:lineRule="auto"/>
+        <w:ind w:left="403" w:hanging="259"/>
       </w:pPr>
       <w:r>
-        <w:t>Aprender planificación, servicio al cliente, privacidad, accesibilidad y documentación.</w:t>
+        <w:t xml:space="preserve">Admitir registros de subvenciones, contratos, compras y presentación de informes.</w:t>
       </w:r>
     </w:p>
     <w:p>
       <w:pPr>
-        <w:pStyle w:val="ListNumber"/>
+        <w:pStyle w:val="ListBullet"/>
+        <w:spacing w:before="0" w:after="20" w:line="240" w:lineRule="auto"/>
+        <w:ind w:left="403" w:hanging="259"/>
       </w:pPr>
       <w:r>
-        <w:t>Practicar cronogramas, formularios, presupuestos sencillos e indicadores con datos ficticios.</w:t>
+        <w:t xml:space="preserve">Reclutar, orientar, programar y apoyar voluntarios.</w:t>
       </w:r>
     </w:p>
     <w:p>
       <w:pPr>
-        <w:pStyle w:val="ListNumber"/>
+        <w:pStyle w:val="ListBullet"/>
+        <w:spacing w:before="0" w:after="20" w:line="240" w:lineRule="auto"/>
+        <w:ind w:left="403" w:hanging="259"/>
       </w:pPr>
       <w:r>
-        <w:t>Buscar experiencia en eventos, educación, salud, juventud, personas mayores o servicios sociales.</w:t>
+        <w:t xml:space="preserve">Mantener directorios de recursos y relaciones de referencia.</w:t>
       </w:r>
     </w:p>
     <w:p>
       <w:pPr>
-        <w:pStyle w:val="ListNumber"/>
+        <w:pStyle w:val="ListBullet"/>
+        <w:spacing w:before="0" w:after="20" w:line="240" w:lineRule="auto"/>
+        <w:ind w:left="403" w:hanging="259"/>
       </w:pPr>
       <w:r>
-        <w:t>Especializarse después en gestión de proyectos, subvenciones, evaluación, voluntariado o una población específica.</w:t>
+        <w:t xml:space="preserve">Identifique barreras de acceso y aumente los riesgos del cliente o del programa.</w:t>
       </w:r>
     </w:p>
     <w:p>
       <w:pPr>
-        <w:pStyle w:val="Heading1"/>
+        <w:pStyle w:val="ListBullet"/>
+        <w:spacing w:before="0" w:after="20" w:line="240" w:lineRule="auto"/>
+        <w:ind w:left="403" w:hanging="259"/>
       </w:pPr>
       <w:r>
-        <w:t>5. Herramientas y documentos comunes</w:t>
+        <w:t xml:space="preserve">Preparar reuniones, materiales de divulgación y resúmenes de mejora.</w:t>
       </w:r>
     </w:p>
     <w:p>
-      <w:pPr>
-        <w:pStyle w:val="ListBullet"/>
-      </w:pPr>
+      <w:pPr/>
       <w:r>
-        <w:t>Procesadores de texto, hojas de cálculo, calendarios y presentaciones</w:t>
+        <w:t xml:space="preserve">Una semana realista también incluye documentación, problemas de suministro o programación, comunicación, controles de calidad y seguimiento. Las decisiones de alto impacto deben seguir procedimientos escritos y escalarse oportunamente.</w:t>
       </w:r>
     </w:p>
     <w:p>
       <w:pPr>
-        <w:pStyle w:val="ListBullet"/>
+        <w:pStyle w:val="Heading1"/>
+        <w:keepNext/>
       </w:pPr>
       <w:r>
-        <w:t>Sistemas de gestión de participantes, voluntarios o casos</w:t>
+        <w:t xml:space="preserve">3. Deberes, herramientas y terminología</w:t>
       </w:r>
     </w:p>
     <w:p>
       <w:pPr>
-        <w:pStyle w:val="ListBullet"/>
+        <w:pStyle w:val="Heading2"/>
+        <w:keepNext/>
       </w:pPr>
       <w:r>
-        <w:t>Formularios de inscripción, consentimiento y evaluación</w:t>
+        <w:t xml:space="preserve">Deberes comunes</w:t>
       </w:r>
     </w:p>
     <w:p>
       <w:pPr>
         <w:pStyle w:val="ListBullet"/>
+        <w:spacing w:before="0" w:after="20" w:line="240" w:lineRule="auto"/>
+        <w:ind w:left="403" w:hanging="259"/>
       </w:pPr>
       <w:r>
-        <w:t>Presupuestos, órdenes de compra, recibos y registros de gastos</w:t>
+        <w:t xml:space="preserve">Coordinar calendarios de programas, inscripción, comunicaciones y logística.</w:t>
       </w:r>
     </w:p>
     <w:p>
       <w:pPr>
         <w:pStyle w:val="ListBullet"/>
+        <w:spacing w:before="0" w:after="20" w:line="240" w:lineRule="auto"/>
+        <w:ind w:left="403" w:hanging="259"/>
       </w:pPr>
       <w:r>
-        <w:t>Planes de trabajo, cronogramas, agendas y listas de verificación</w:t>
+        <w:t xml:space="preserve">Realice un seguimiento de la participación, los servicios, los resultados y los plazos.</w:t>
       </w:r>
     </w:p>
     <w:p>
       <w:pPr>
         <w:pStyle w:val="ListBullet"/>
+        <w:spacing w:before="0" w:after="20" w:line="240" w:lineRule="auto"/>
+        <w:ind w:left="403" w:hanging="259"/>
       </w:pPr>
       <w:r>
-        <w:t>Plataformas de correo, mensajería, videoconferencia y encuestas</w:t>
+        <w:t xml:space="preserve">Admitir registros de subvenciones, contratos, compras y presentación de informes.</w:t>
       </w:r>
     </w:p>
     <w:p>
       <w:pPr>
         <w:pStyle w:val="ListBullet"/>
+        <w:spacing w:before="0" w:after="20" w:line="240" w:lineRule="auto"/>
+        <w:ind w:left="403" w:hanging="259"/>
       </w:pPr>
       <w:r>
-        <w:t>Herramientas de accesibilidad, traducción, subtítulos y lectura de pantalla</w:t>
+        <w:t xml:space="preserve">Reclutar, orientar, programar y apoyar voluntarios.</w:t>
       </w:r>
     </w:p>
     <w:p>
       <w:pPr>
-        <w:pStyle w:val="Heading1"/>
+        <w:pStyle w:val="ListBullet"/>
+        <w:spacing w:before="0" w:after="20" w:line="240" w:lineRule="auto"/>
+        <w:ind w:left="403" w:hanging="259"/>
       </w:pPr>
       <w:r>
-        <w:t>6. Ética, privacidad y salvaguarda</w:t>
+        <w:t xml:space="preserve">Mantener directorios de recursos y relaciones de referencia.</w:t>
       </w:r>
     </w:p>
     <w:p>
       <w:pPr>
         <w:pStyle w:val="ListBullet"/>
+        <w:spacing w:before="0" w:after="20" w:line="240" w:lineRule="auto"/>
+        <w:ind w:left="403" w:hanging="259"/>
       </w:pPr>
       <w:r>
-        <w:t>No prometa beneficios, cupos, pagos, empleo o resultados que no estén autorizados.</w:t>
+        <w:t xml:space="preserve">Identifique barreras de acceso y aumente los riesgos del cliente o del programa.</w:t>
       </w:r>
     </w:p>
     <w:p>
       <w:pPr>
         <w:pStyle w:val="ListBullet"/>
+        <w:spacing w:before="0" w:after="20" w:line="240" w:lineRule="auto"/>
+        <w:ind w:left="403" w:hanging="259"/>
       </w:pPr>
       <w:r>
-        <w:t>Recolecte únicamente los datos necesarios y explique su uso.</w:t>
+        <w:t xml:space="preserve">Preparar reuniones, materiales de divulgación y resúmenes de mejora.</w:t>
       </w:r>
     </w:p>
     <w:p>
       <w:pPr>
-        <w:pStyle w:val="ListBullet"/>
+        <w:pStyle w:val="Heading2"/>
+        <w:keepNext/>
       </w:pPr>
       <w:r>
-        <w:t>Proteja información de salud, identidad, ingresos, migración y contacto.</w:t>
+        <w:t xml:space="preserve">Herramientas y registros</w:t>
       </w:r>
     </w:p>
     <w:p>
       <w:pPr>
         <w:pStyle w:val="ListBullet"/>
+        <w:spacing w:before="0" w:after="20" w:line="240" w:lineRule="auto"/>
+        <w:ind w:left="403" w:hanging="259"/>
       </w:pPr>
       <w:r>
-        <w:t>Verifique identidad y autorización antes de compartir información.</w:t>
+        <w:t xml:space="preserve">Hojas de cálculo y sistemas de gestión de proyectos.</w:t>
       </w:r>
     </w:p>
     <w:p>
       <w:pPr>
         <w:pStyle w:val="ListBullet"/>
+        <w:spacing w:before="0" w:after="20" w:line="240" w:lineRule="auto"/>
+        <w:ind w:left="403" w:hanging="259"/>
       </w:pPr>
       <w:r>
-        <w:t>Siga protocolos especiales para menores y poblaciones vulnerables.</w:t>
+        <w:t xml:space="preserve">Bases de datos de casos, donantes, voluntarios o relaciones con los clientes.</w:t>
       </w:r>
     </w:p>
     <w:p>
       <w:pPr>
         <w:pStyle w:val="ListBullet"/>
+        <w:spacing w:before="0" w:after="20" w:line="240" w:lineRule="auto"/>
+        <w:ind w:left="403" w:hanging="259"/>
       </w:pPr>
       <w:r>
-        <w:t>Informe amenazas, abuso, explotación, acoso o peligro inmediato según el procedimiento.</w:t>
+        <w:t xml:space="preserve">Herramientas de encuestas y generación de informes.</w:t>
       </w:r>
     </w:p>
     <w:p>
       <w:pPr>
         <w:pStyle w:val="ListBullet"/>
+        <w:spacing w:before="0" w:after="20" w:line="240" w:lineRule="auto"/>
+        <w:ind w:left="403" w:hanging="259"/>
       </w:pPr>
       <w:r>
-        <w:t>No actúe como profesional clínico, legal o de protección si no lo es.</w:t>
+        <w:t xml:space="preserve">Presupuestos, calendarios, formularios de consentimiento y registros de subvenciones.</w:t>
       </w:r>
     </w:p>
     <w:p>
       <w:pPr>
         <w:pStyle w:val="ListBullet"/>
+        <w:spacing w:before="0" w:after="20" w:line="240" w:lineRule="auto"/>
+        <w:ind w:left="403" w:hanging="259"/>
       </w:pPr>
       <w:r>
-        <w:t>Registre incidentes y decisiones sin ocultar errores ni alterar datos.</w:t>
+        <w:t xml:space="preserve">Plataformas seguras de comunicación e intercambio de documentos.</w:t>
       </w:r>
     </w:p>
     <w:p>
       <w:pPr>
-        <w:pStyle w:val="Heading1"/>
+        <w:pStyle w:val="Heading2"/>
+        <w:keepNext/>
       </w:pPr>
       <w:r>
-        <w:t>7. Uso responsable de inteligencia artificial</w:t>
-      </w:r>
-    </w:p>
-    <w:p>
-      <w:r>
-        <w:t>La IA puede apoyar borradores, clasificación de comentarios, traducción preliminar o planificación. No debe decidir elegibilidad, prioridad, riesgo, protección ni acceso a servicios sin reglas autorizadas y revisión humana.</w:t>
-      </w:r>
-    </w:p>
-    <w:p>
-      <w:pPr>
-        <w:pStyle w:val="ListBullet"/>
-      </w:pPr>
-      <w:r>
-        <w:t>No cargue datos identificables o sensibles en IA pública sin autorización.</w:t>
-      </w:r>
-    </w:p>
-    <w:p>
-      <w:pPr>
-        <w:pStyle w:val="ListBullet"/>
-      </w:pPr>
-      <w:r>
-        <w:t>Revise nombres, fechas, requisitos, cifras, lugares y lenguaje cultural.</w:t>
-      </w:r>
-    </w:p>
-    <w:p>
-      <w:pPr>
-        <w:pStyle w:val="ListBullet"/>
-      </w:pPr>
-      <w:r>
-        <w:t>No permita que la IA invente recursos, horarios, contactos o resultados.</w:t>
-      </w:r>
-    </w:p>
-    <w:p>
-      <w:pPr>
-        <w:pStyle w:val="ListBullet"/>
-      </w:pPr>
-      <w:r>
-        <w:t>Verifique traducciones con una persona competente cuando el mensaje sea importante.</w:t>
-      </w:r>
-    </w:p>
-    <w:p>
-      <w:pPr>
-        <w:pStyle w:val="ListBullet"/>
-      </w:pPr>
-      <w:r>
-        <w:t>Mantenga registro de fuentes, revisión humana y versión final aprobada.</w:t>
-      </w:r>
-    </w:p>
-    <w:p>
-      <w:pPr>
-        <w:pStyle w:val="ListBullet"/>
-      </w:pPr>
-      <w:r>
-        <w:t>Evalúe posibles sesgos que puedan excluir o perjudicar a una población.</w:t>
-      </w:r>
-    </w:p>
-    <w:p>
-      <w:pPr>
-        <w:pStyle w:val="Heading1"/>
-      </w:pPr>
-      <w:r>
-        <w:t>8. Accesibilidad e inclusión</w:t>
-      </w:r>
-    </w:p>
-    <w:p>
-      <w:pPr>
-        <w:pStyle w:val="ListBullet"/>
-      </w:pPr>
-      <w:r>
-        <w:t>Materiales en lenguaje claro, formatos accesibles y varios idiomas cuando sea posible.</w:t>
-      </w:r>
-    </w:p>
-    <w:p>
-      <w:pPr>
-        <w:pStyle w:val="ListBullet"/>
-      </w:pPr>
-      <w:r>
-        <w:t>Interpretación, subtítulos, transcripciones y ayudas de comunicación.</w:t>
-      </w:r>
-    </w:p>
-    <w:p>
-      <w:pPr>
-        <w:pStyle w:val="ListBullet"/>
-      </w:pPr>
-      <w:r>
-        <w:t>Espacios accesibles, rutas seguras, baños y asientos adecuados.</w:t>
-      </w:r>
-    </w:p>
-    <w:p>
-      <w:pPr>
-        <w:pStyle w:val="ListBullet"/>
-      </w:pPr>
-      <w:r>
-        <w:t>Opciones presenciales, telefónicas o digitales cuando el programa lo permita.</w:t>
-      </w:r>
-    </w:p>
-    <w:p>
-      <w:pPr>
-        <w:pStyle w:val="ListBullet"/>
-      </w:pPr>
-      <w:r>
-        <w:t>Apoyo para transporte, horarios, cuidado familiar o conectividad cuando exista.</w:t>
-      </w:r>
-    </w:p>
-    <w:p>
-      <w:pPr>
-        <w:pStyle w:val="ListBullet"/>
-      </w:pPr>
-      <w:r>
-        <w:t>Instrucciones visuales, escritas y por etapas.</w:t>
-      </w:r>
-    </w:p>
-    <w:p>
-      <w:pPr>
-        <w:pStyle w:val="ListBullet"/>
-      </w:pPr>
-      <w:r>
-        <w:t>Métodos seguros para solicitar adaptaciones sin divulgar información innecesaria.</w:t>
-      </w:r>
-    </w:p>
-    <w:p>
-      <w:pPr>
-        <w:pStyle w:val="Heading1"/>
-      </w:pPr>
-      <w:r>
-        <w:t>9. Plan de aprendizaje de 12 semanas</w:t>
+        <w:t xml:space="preserve">Definiciones</w:t>
       </w:r>
     </w:p>
     <w:tbl>
       <w:tblPr>
         <w:tblStyle w:val="TableGrid"/>
         <w:tblW w:type="auto" w:w="0"/>
+        <w:jc w:val="center"/>
+        <w:tblLayout w:type="autofit"/>
         <w:tblLook w:firstColumn="1" w:firstRow="1" w:lastColumn="0" w:lastRow="0" w:noHBand="0" w:noVBand="1" w:val="04A0"/>
       </w:tblPr>
       <w:tblGrid>
-        <w:gridCol w:w="3312"/>
-        <w:gridCol w:w="3312"/>
-        <w:gridCol w:w="3312"/>
+        <w:gridCol w:w="5083"/>
+        <w:gridCol w:w="5083"/>
       </w:tblGrid>
       <w:tr>
+        <w:trPr>
+          <w:tblHeader w:val="true"/>
+        </w:trPr>
         <w:tc>
           <w:tcPr>
-            <w:tcW w:type="dxa" w:w="3312"/>
+            <w:tcW w:type="dxa" w:w="5083"/>
+            <w:shd w:fill="D9EAF7"/>
+            <w:vAlign w:val="top"/>
           </w:tcPr>
           <w:p>
+            <w:pPr>
+              <w:spacing w:after="20" w:before="0" w:line="240" w:lineRule="auto"/>
+            </w:pPr>
             <w:r>
-              <w:t>Semanas</w:t>
+              <w:rPr>
+                <w:b/>
+                <w:sz w:val="17"/>
+              </w:rPr>
+              <w:t xml:space="preserve">Término</w:t>
             </w:r>
           </w:p>
         </w:tc>
         <w:tc>
           <w:tcPr>
-            <w:tcW w:type="dxa" w:w="3312"/>
+            <w:tcW w:type="dxa" w:w="5083"/>
+            <w:shd w:fill="D9EAF7"/>
+            <w:vAlign w:val="top"/>
           </w:tcPr>
           <w:p>
+            <w:pPr>
+              <w:spacing w:after="20" w:before="0" w:line="240" w:lineRule="auto"/>
+            </w:pPr>
             <w:r>
-              <w:t>Enfoque</w:t>
+              <w:rPr>
+                <w:b/>
+                <w:sz w:val="17"/>
+              </w:rPr>
+              <w:t xml:space="preserve">Significado en lenguaje sencillo</w:t>
+            </w:r>
+          </w:p>
+        </w:tc>
+      </w:tr>
+      <w:tr>
+        <w:trPr/>
+        <w:tc>
+          <w:tcPr>
+            <w:tcW w:type="dxa" w:w="5083"/>
+            <w:vAlign w:val="top"/>
+          </w:tcPr>
+          <w:p>
+            <w:pPr>
+              <w:spacing w:after="20" w:before="0" w:line="240" w:lineRule="auto"/>
+            </w:pPr>
+            <w:r>
+              <w:rPr>
+                <w:sz w:val="17"/>
+              </w:rPr>
+              <w:t xml:space="preserve">Alcance del rol</w:t>
             </w:r>
           </w:p>
         </w:tc>
         <w:tc>
           <w:tcPr>
-            <w:tcW w:type="dxa" w:w="3312"/>
+            <w:tcW w:type="dxa" w:w="5083"/>
+            <w:vAlign w:val="top"/>
           </w:tcPr>
           <w:p>
+            <w:pPr>
+              <w:spacing w:after="20" w:before="0" w:line="240" w:lineRule="auto"/>
+            </w:pPr>
             <w:r>
-              <w:t>Resultado</w:t>
+              <w:rPr>
+                <w:sz w:val="17"/>
+              </w:rPr>
+              <w:t xml:space="preserve">Las tareas que un trabajador está educado, autorizado, supervisado y legalmente autorizado a realizar.</w:t>
             </w:r>
           </w:p>
         </w:tc>
-        <w:trPr>
-          <w:tblHeader/>
-        </w:trPr>
       </w:tr>
       <w:tr>
+        <w:trPr/>
         <w:tc>
           <w:tcPr>
-            <w:tcW w:type="dxa" w:w="3312"/>
+            <w:tcW w:type="dxa" w:w="5083"/>
+            <w:vAlign w:val="top"/>
           </w:tcPr>
           <w:p>
+            <w:pPr>
+              <w:spacing w:after="20" w:before="0" w:line="240" w:lineRule="auto"/>
+            </w:pPr>
             <w:r>
-              <w:t>1-2</w:t>
+              <w:rPr>
+                <w:sz w:val="17"/>
+              </w:rPr>
+              <w:t xml:space="preserve">Competencia</w:t>
             </w:r>
           </w:p>
         </w:tc>
         <w:tc>
           <w:tcPr>
-            <w:tcW w:type="dxa" w:w="3312"/>
+            <w:tcW w:type="dxa" w:w="5083"/>
+            <w:vAlign w:val="top"/>
           </w:tcPr>
           <w:p>
+            <w:pPr>
+              <w:spacing w:after="20" w:before="0" w:line="240" w:lineRule="auto"/>
+            </w:pPr>
             <w:r>
-              <w:t>Comunidad y ética</w:t>
+              <w:rPr>
+                <w:sz w:val="17"/>
+              </w:rPr>
+              <w:t xml:space="preserve">Capacidad demostrada para realizar una tarea de forma segura y correcta, no simplemente asistir a la capacitación.</w:t>
+            </w:r>
+          </w:p>
+        </w:tc>
+      </w:tr>
+      <w:tr>
+        <w:trPr/>
+        <w:tc>
+          <w:tcPr>
+            <w:tcW w:type="dxa" w:w="5083"/>
+            <w:vAlign w:val="top"/>
+          </w:tcPr>
+          <w:p>
+            <w:pPr>
+              <w:spacing w:after="20" w:before="0" w:line="240" w:lineRule="auto"/>
+            </w:pPr>
+            <w:r>
+              <w:rPr>
+                <w:sz w:val="17"/>
+              </w:rPr>
+              <w:t xml:space="preserve">Escalada</w:t>
             </w:r>
           </w:p>
         </w:tc>
         <w:tc>
           <w:tcPr>
-            <w:tcW w:type="dxa" w:w="3312"/>
+            <w:tcW w:type="dxa" w:w="5083"/>
+            <w:vAlign w:val="top"/>
           </w:tcPr>
           <w:p>
+            <w:pPr>
+              <w:spacing w:after="20" w:before="0" w:line="240" w:lineRule="auto"/>
+            </w:pPr>
             <w:r>
-              <w:t>Comprender misión, población, límites y salvaguarda.</w:t>
+              <w:rPr>
+                <w:sz w:val="17"/>
+              </w:rPr>
+              <w:t xml:space="preserve">Comunicar rápidamente una inquietud a una persona con autoridad o experiencia para actuar.</w:t>
             </w:r>
           </w:p>
         </w:tc>
       </w:tr>
       <w:tr>
+        <w:trPr/>
         <w:tc>
           <w:tcPr>
-            <w:tcW w:type="dxa" w:w="3312"/>
+            <w:tcW w:type="dxa" w:w="5083"/>
+            <w:vAlign w:val="top"/>
           </w:tcPr>
           <w:p>
+            <w:pPr>
+              <w:spacing w:after="20" w:before="0" w:line="240" w:lineRule="auto"/>
+            </w:pPr>
             <w:r>
-              <w:t>3-4</w:t>
+              <w:rPr>
+                <w:sz w:val="17"/>
+              </w:rPr>
+              <w:t xml:space="preserve">Documentación</w:t>
             </w:r>
           </w:p>
         </w:tc>
         <w:tc>
           <w:tcPr>
-            <w:tcW w:type="dxa" w:w="3312"/>
+            <w:tcW w:type="dxa" w:w="5083"/>
+            <w:vAlign w:val="top"/>
           </w:tcPr>
           <w:p>
+            <w:pPr>
+              <w:spacing w:after="20" w:before="0" w:line="240" w:lineRule="auto"/>
+            </w:pPr>
             <w:r>
-              <w:t>Planificación</w:t>
+              <w:rPr>
+                <w:sz w:val="17"/>
+              </w:rPr>
+              <w:t xml:space="preserve">Un registro oportuno y preciso del trabajo, observaciones, decisiones y seguimiento.</w:t>
+            </w:r>
+          </w:p>
+        </w:tc>
+      </w:tr>
+      <w:tr>
+        <w:trPr/>
+        <w:tc>
+          <w:tcPr>
+            <w:tcW w:type="dxa" w:w="5083"/>
+            <w:vAlign w:val="top"/>
+          </w:tcPr>
+          <w:p>
+            <w:pPr>
+              <w:spacing w:after="20" w:before="0" w:line="240" w:lineRule="auto"/>
+            </w:pPr>
+            <w:r>
+              <w:rPr>
+                <w:sz w:val="17"/>
+              </w:rPr>
+              <w:t xml:space="preserve">Portabilidad de credenciales</w:t>
             </w:r>
           </w:p>
         </w:tc>
         <w:tc>
           <w:tcPr>
-            <w:tcW w:type="dxa" w:w="3312"/>
+            <w:tcW w:type="dxa" w:w="5083"/>
+            <w:vAlign w:val="top"/>
           </w:tcPr>
           <w:p>
+            <w:pPr>
+              <w:spacing w:after="20" w:before="0" w:line="240" w:lineRule="auto"/>
+            </w:pPr>
             <w:r>
-              <w:t>Crear objetivos, actividades, cronograma y responsabilidades.</w:t>
-            </w:r>
-          </w:p>
-        </w:tc>
-      </w:tr>
-      <w:tr>
-        <w:tc>
-          <w:tcPr>
-            <w:tcW w:type="dxa" w:w="3312"/>
-          </w:tcPr>
-          <w:p>
-            <w:r>
-              <w:t>5-6</w:t>
-            </w:r>
-          </w:p>
-        </w:tc>
-        <w:tc>
-          <w:tcPr>
-            <w:tcW w:type="dxa" w:w="3312"/>
-          </w:tcPr>
-          <w:p>
-            <w:r>
-              <w:t>Participantes y voluntarios</w:t>
-            </w:r>
-          </w:p>
-        </w:tc>
-        <w:tc>
-          <w:tcPr>
-            <w:tcW w:type="dxa" w:w="3312"/>
-          </w:tcPr>
-          <w:p>
-            <w:r>
-              <w:t>Practicar orientación, comunicación y seguimiento.</w:t>
-            </w:r>
-          </w:p>
-        </w:tc>
-      </w:tr>
-      <w:tr>
-        <w:tc>
-          <w:tcPr>
-            <w:tcW w:type="dxa" w:w="3312"/>
-          </w:tcPr>
-          <w:p>
-            <w:r>
-              <w:t>7-8</w:t>
-            </w:r>
-          </w:p>
-        </w:tc>
-        <w:tc>
-          <w:tcPr>
-            <w:tcW w:type="dxa" w:w="3312"/>
-          </w:tcPr>
-          <w:p>
-            <w:r>
-              <w:t>Accesibilidad y riesgos</w:t>
-            </w:r>
-          </w:p>
-        </w:tc>
-        <w:tc>
-          <w:tcPr>
-            <w:tcW w:type="dxa" w:w="3312"/>
-          </w:tcPr>
-          <w:p>
-            <w:r>
-              <w:t>Diseñar checklists y protocolos ficticios.</w:t>
-            </w:r>
-          </w:p>
-        </w:tc>
-      </w:tr>
-      <w:tr>
-        <w:tc>
-          <w:tcPr>
-            <w:tcW w:type="dxa" w:w="3312"/>
-          </w:tcPr>
-          <w:p>
-            <w:r>
-              <w:t>9-10</w:t>
-            </w:r>
-          </w:p>
-        </w:tc>
-        <w:tc>
-          <w:tcPr>
-            <w:tcW w:type="dxa" w:w="3312"/>
-          </w:tcPr>
-          <w:p>
-            <w:r>
-              <w:t>Datos y evaluación</w:t>
-            </w:r>
-          </w:p>
-        </w:tc>
-        <w:tc>
-          <w:tcPr>
-            <w:tcW w:type="dxa" w:w="3312"/>
-          </w:tcPr>
-          <w:p>
-            <w:r>
-              <w:t>Crear indicadores, encuesta y panel simulados.</w:t>
-            </w:r>
-          </w:p>
-        </w:tc>
-      </w:tr>
-      <w:tr>
-        <w:tc>
-          <w:tcPr>
-            <w:tcW w:type="dxa" w:w="3312"/>
-          </w:tcPr>
-          <w:p>
-            <w:r>
-              <w:t>11-12</w:t>
-            </w:r>
-          </w:p>
-        </w:tc>
-        <w:tc>
-          <w:tcPr>
-            <w:tcW w:type="dxa" w:w="3312"/>
-          </w:tcPr>
-          <w:p>
-            <w:r>
-              <w:t>Empleo</w:t>
-            </w:r>
-          </w:p>
-        </w:tc>
-        <w:tc>
-          <w:tcPr>
-            <w:tcW w:type="dxa" w:w="3312"/>
-          </w:tcPr>
-          <w:p>
-            <w:r>
-              <w:t>Actualizar currículo, analizar vacantes y practicar entrevistas.</w:t>
+              <w:rPr>
+                <w:sz w:val="17"/>
+              </w:rPr>
+              <w:t xml:space="preserve">Si otros empleadores o jurisdicciones reconocen un certificado, licencia, crédito u hora de trabajo documentada.</w:t>
             </w:r>
           </w:p>
         </w:tc>
@@ -1058,353 +2087,2035 @@
     <w:p>
       <w:pPr>
         <w:pStyle w:val="Heading1"/>
+        <w:keepNext/>
       </w:pPr>
       <w:r>
-        <w:t>10. Portafolio ético</w:t>
+        <w:t xml:space="preserve">4. Ajuste, accesibilidad y condiciones realistas</w:t>
       </w:r>
     </w:p>
     <w:p>
+      <w:pPr>
+        <w:pStyle w:val="Heading2"/>
+        <w:keepNext/>
+      </w:pPr>
       <w:r>
-        <w:t>Use organizaciones, participantes, financiadores, presupuestos, resultados y documentos totalmente ficticios. No publique listas reales de participantes, información de casos ni materiales internos.</w:t>
+        <w:t xml:space="preserve">Preguntas sobre adaptación profesional</w:t>
       </w:r>
     </w:p>
     <w:p>
       <w:pPr>
         <w:pStyle w:val="ListBullet"/>
+        <w:spacing w:before="0" w:after="20" w:line="240" w:lineRule="auto"/>
+        <w:ind w:left="403" w:hanging="259"/>
       </w:pPr>
       <w:r>
-        <w:t>Plan ficticio de programa con objetivo, actividades e indicadores.</w:t>
+        <w:t xml:space="preserve">¿Puedo realizar o adaptar de forma segura las tareas esenciales?</w:t>
       </w:r>
     </w:p>
     <w:p>
       <w:pPr>
         <w:pStyle w:val="ListBullet"/>
+        <w:spacing w:before="0" w:after="20" w:line="240" w:lineRule="auto"/>
+        <w:ind w:left="403" w:hanging="259"/>
       </w:pPr>
       <w:r>
-        <w:t>Cronograma y matriz de responsabilidades.</w:t>
+        <w:t xml:space="preserve">¿Puedo tolerar el ritmo, el horario, el entorno, las exigencias emocionales y las condiciones físicas?</w:t>
       </w:r>
     </w:p>
     <w:p>
       <w:pPr>
         <w:pStyle w:val="ListBullet"/>
+        <w:spacing w:before="0" w:after="20" w:line="240" w:lineRule="auto"/>
+        <w:ind w:left="403" w:hanging="259"/>
       </w:pPr>
       <w:r>
-        <w:t>Guion de orientación para voluntarios.</w:t>
+        <w:t xml:space="preserve">¿Es probable que el pago cubra el costo de la capacitación y las necesidades de mi hogar?</w:t>
       </w:r>
     </w:p>
     <w:p>
       <w:pPr>
         <w:pStyle w:val="ListBullet"/>
+        <w:spacing w:before="0" w:after="20" w:line="240" w:lineRule="auto"/>
+        <w:ind w:left="403" w:hanging="259"/>
       </w:pPr>
       <w:r>
-        <w:t>Checklist de accesibilidad y salvaguarda.</w:t>
+        <w:t xml:space="preserve">¿Puedo cumplir con los requisitos de transporte, cuidado, asistencia y antecedentes?</w:t>
       </w:r>
     </w:p>
     <w:p>
       <w:pPr>
         <w:pStyle w:val="ListBullet"/>
+        <w:spacing w:before="0" w:after="20" w:line="240" w:lineRule="auto"/>
+        <w:ind w:left="403" w:hanging="259"/>
       </w:pPr>
       <w:r>
-        <w:t>Formulario ficticio de inscripción y consentimiento.</w:t>
+        <w:t xml:space="preserve">¿Entiendo la diferencia entre este rol y los roles gerenciales o con licencia superior?</w:t>
       </w:r>
     </w:p>
     <w:p>
       <w:pPr>
-        <w:pStyle w:val="ListBullet"/>
+        <w:pStyle w:val="Heading2"/>
+        <w:keepNext/>
       </w:pPr>
       <w:r>
-        <w:t>Panel de resultados con datos inventados.</w:t>
+        <w:t xml:space="preserve">Alojamiento y acceso al idioma.</w:t>
       </w:r>
     </w:p>
     <w:p>
       <w:pPr>
         <w:pStyle w:val="ListBullet"/>
+        <w:spacing w:before="0" w:after="20" w:line="240" w:lineRule="auto"/>
+        <w:ind w:left="403" w:hanging="259"/>
       </w:pPr>
       <w:r>
-        <w:t>Informe final breve con lecciones y próximos pasos.</w:t>
+        <w:t xml:space="preserve">Verifique las adaptaciones para admisión, clases, sistemas en línea, laboratorios, colocaciones clínicas o de campo, capacitación del empleador y exámenes.</w:t>
       </w:r>
     </w:p>
     <w:p>
       <w:pPr>
-        <w:pStyle w:val="Heading1"/>
+        <w:pStyle w:val="ListBullet"/>
+        <w:spacing w:before="0" w:after="20" w:line="240" w:lineRule="auto"/>
+        <w:ind w:left="403" w:hanging="259"/>
       </w:pPr>
       <w:r>
-        <w:t>11. Currículo e entrevista</w:t>
+        <w:t xml:space="preserve">Comuníquese con la escuela, el empleador, el sitio de colocación y el organismo de evaluación por separado cuando tengan procesos separados.</w:t>
       </w:r>
     </w:p>
     <w:p>
+      <w:pPr>
+        <w:pStyle w:val="ListBullet"/>
+        <w:spacing w:before="0" w:after="20" w:line="240" w:lineRule="auto"/>
+        <w:ind w:left="403" w:hanging="259"/>
+      </w:pPr>
       <w:r>
-        <w:t>Describa únicamente experiencia y resultados que pueda demostrar.</w:t>
+        <w:t xml:space="preserve">Pregunte sobre tecnología accesible, métodos modificados, intérpretes, subtítulos, espacios silenciosos, equipos ergonómicos, apoyo a la movilidad y horarios flexibles.</w:t>
       </w:r>
     </w:p>
     <w:p>
       <w:pPr>
         <w:pStyle w:val="ListBullet"/>
+        <w:spacing w:before="0" w:after="20" w:line="240" w:lineRule="auto"/>
+        <w:ind w:left="403" w:hanging="259"/>
       </w:pPr>
       <w:r>
-        <w:t>Coordiné actividades, eventos, voluntarios o participantes.</w:t>
+        <w:t xml:space="preserve">La admisión no prueba que el camino completo sea accesible.</w:t>
       </w:r>
     </w:p>
     <w:p>
       <w:pPr>
-        <w:pStyle w:val="ListBullet"/>
+        <w:pStyle w:val="Heading1"/>
+        <w:keepNext/>
       </w:pPr>
       <w:r>
-        <w:t>Mantuve registros, calendarios y comunicaciones.</w:t>
+        <w:t xml:space="preserve">5. Ética, seguridad, límites y escalamiento</w:t>
       </w:r>
     </w:p>
     <w:p>
       <w:pPr>
-        <w:pStyle w:val="ListBullet"/>
+        <w:pStyle w:val="Heading2"/>
+        <w:keepNext/>
       </w:pPr>
       <w:r>
-        <w:t>Apoyé remisiones y seguimiento dentro de límites claros.</w:t>
+        <w:t xml:space="preserve">Reglas de alcance y interrupción del trabajo</w:t>
       </w:r>
     </w:p>
     <w:p>
       <w:pPr>
         <w:pStyle w:val="ListBullet"/>
+        <w:spacing w:before="0" w:after="20" w:line="240" w:lineRule="auto"/>
+        <w:ind w:left="403" w:hanging="259"/>
       </w:pPr>
       <w:r>
-        <w:t>Protegí información confidencial.</w:t>
+        <w:t xml:space="preserve">No prometa elegibilidad, financiación, vivienda, tratamiento o resultados legales.</w:t>
       </w:r>
     </w:p>
     <w:p>
       <w:pPr>
         <w:pStyle w:val="ListBullet"/>
+        <w:spacing w:before="0" w:after="20" w:line="240" w:lineRule="auto"/>
+        <w:ind w:left="403" w:hanging="259"/>
       </w:pPr>
       <w:r>
-        <w:t>Mejoré accesibilidad o participación.</w:t>
+        <w:t xml:space="preserve">No recopile información personal sin un propósito y protección definidos.</w:t>
       </w:r>
     </w:p>
     <w:p>
       <w:pPr>
         <w:pStyle w:val="ListBullet"/>
+        <w:spacing w:before="0" w:after="20" w:line="240" w:lineRule="auto"/>
+        <w:ind w:left="403" w:hanging="259"/>
       </w:pPr>
       <w:r>
-        <w:t>Preparé informes, encuestas o indicadores.</w:t>
+        <w:t xml:space="preserve">No firme contratos ni gaste fondos fuera de la autoridad delegada.</w:t>
       </w:r>
     </w:p>
     <w:p>
+      <w:pPr>
+        <w:pStyle w:val="ListBullet"/>
+        <w:spacing w:before="0" w:after="20" w:line="240" w:lineRule="auto"/>
+        <w:ind w:left="403" w:hanging="259"/>
+      </w:pPr>
       <w:r>
-        <w:t>Preguntas frecuentes de entrevista:</w:t>
+        <w:t xml:space="preserve">Intensificar la protección, el fraude, la discriminación, el cumplimiento de subvenciones y las inquietudes urgentes de los clientes.</w:t>
       </w:r>
     </w:p>
     <w:p>
       <w:pPr>
-        <w:pStyle w:val="ListBullet"/>
+        <w:pStyle w:val="Heading2"/>
+        <w:keepNext/>
       </w:pPr>
       <w:r>
-        <w:t>¿Cómo organiza un programa con recursos limitados?</w:t>
+        <w:t xml:space="preserve">Salud y seguridad psicológica</w:t>
       </w:r>
     </w:p>
     <w:p>
       <w:pPr>
         <w:pStyle w:val="ListBullet"/>
+        <w:spacing w:before="0" w:after="20" w:line="240" w:lineRule="auto"/>
+        <w:ind w:left="403" w:hanging="259"/>
       </w:pPr>
       <w:r>
-        <w:t>¿Qué hace cuando una persona necesita un servicio que el programa no ofrece?</w:t>
+        <w:t xml:space="preserve">Plazos de subvención o contrato.</w:t>
       </w:r>
     </w:p>
     <w:p>
       <w:pPr>
         <w:pStyle w:val="ListBullet"/>
+        <w:spacing w:before="0" w:after="20" w:line="240" w:lineRule="auto"/>
+        <w:ind w:left="403" w:hanging="259"/>
       </w:pPr>
       <w:r>
-        <w:t>¿Cómo protege datos sensibles?</w:t>
+        <w:t xml:space="preserve">Crisis del cliente y trauma secundario.</w:t>
       </w:r>
     </w:p>
     <w:p>
       <w:pPr>
         <w:pStyle w:val="ListBullet"/>
+        <w:spacing w:before="0" w:after="20" w:line="240" w:lineRule="auto"/>
+        <w:ind w:left="403" w:hanging="259"/>
       </w:pPr>
       <w:r>
-        <w:t>¿Cómo gestiona un incidente con un voluntario o participante?</w:t>
+        <w:t xml:space="preserve">Errores de privacidad y consentimiento.</w:t>
       </w:r>
     </w:p>
     <w:p>
       <w:pPr>
         <w:pStyle w:val="ListBullet"/>
+        <w:spacing w:before="0" w:after="20" w:line="240" w:lineRule="auto"/>
+        <w:ind w:left="403" w:hanging="259"/>
       </w:pPr>
       <w:r>
-        <w:t>¿Cómo mide si una actividad funcionó?</w:t>
+        <w:t xml:space="preserve">Financiación inestable, sobrecarga de funciones y desafíos en la gestión de voluntarios.</w:t>
       </w:r>
     </w:p>
     <w:p>
-      <w:pPr>
-        <w:pStyle w:val="ListBullet"/>
-      </w:pPr>
+      <w:pPr/>
       <w:r>
-        <w:t>¿Cómo usaría IA sin excluir ni perjudicar a una población?</w:t>
+        <w:t xml:space="preserve">Los lectores deben aprender cómo informar incidentes, respuesta a emergencias, procedimientos de exposición, compensación laboral, reglas contra represalias, asistencia a los empleados y cuándo tienen autoridad para detener un trabajo inseguro.</w:t>
       </w:r>
     </w:p>
     <w:p>
       <w:pPr>
         <w:pStyle w:val="Heading1"/>
+        <w:keepNext/>
       </w:pPr>
       <w:r>
-        <w:t>12. Cómo evaluar una oferta</w:t>
+        <w:t xml:space="preserve">6. Salarios, beneficios e investigación del mercado laboral</w:t>
       </w:r>
     </w:p>
     <w:p>
       <w:pPr>
-        <w:pStyle w:val="ListBullet"/>
+        <w:pStyle w:val="Heading2"/>
+        <w:keepNext/>
       </w:pPr>
       <w:r>
-        <w:t>Confirme salario, beneficios, contrato, horario, viajes y trabajo en eventos.</w:t>
+        <w:t xml:space="preserve">punto de partida nacional</w:t>
       </w:r>
     </w:p>
     <w:p>
-      <w:pPr>
-        <w:pStyle w:val="ListBullet"/>
-      </w:pPr>
+      <w:pPr/>
       <w:r>
-        <w:t>Pregunte qué población, servicios, volumen y financiadores manejará.</w:t>
+        <w:t xml:space="preserve">BLS no informa este título exacto en un perfil nacional. Los datos del asistente de servicios sociales y humanos pueden adaptarse a algunos roles iniciales; Los datos de los administradores de servicios sociales y comunitarios se ajustan a roles de mayor responsabilidad. Verifique los deberes antes de utilizar cualquiera de los salarios.</w:t>
       </w:r>
     </w:p>
     <w:p>
-      <w:pPr>
-        <w:pStyle w:val="ListBullet"/>
-      </w:pPr>
+      <w:pPr/>
       <w:r>
-        <w:t>Aclare responsabilidades de salvaguarda, remisión y respuesta a incidentes.</w:t>
+        <w:t xml:space="preserve">BLS proyecta un crecimiento del 6 por ciento de 2024 a 2034 para los administradores de servicios sociales y comunitarios. La demanda de los coordinadores de programas depende en gran medida de subvenciones, contratos, presupuestos públicos y prioridades comunitarias.</w:t>
       </w:r>
     </w:p>
     <w:p>
       <w:pPr>
-        <w:pStyle w:val="ListBullet"/>
+        <w:pStyle w:val="Heading2"/>
+        <w:keepNext/>
       </w:pPr>
       <w:r>
-        <w:t>Entienda metas, indicadores, presupuesto y requisitos de informes.</w:t>
+        <w:t xml:space="preserve">Investigación de salarios y beneficios locales</w:t>
       </w:r>
     </w:p>
     <w:p>
       <w:pPr>
         <w:pStyle w:val="ListBullet"/>
+        <w:spacing w:before="0" w:after="20" w:line="240" w:lineRule="auto"/>
+        <w:ind w:left="403" w:hanging="259"/>
       </w:pPr>
       <w:r>
-        <w:t>Verifique supervisión, capacitación, seguridad y apoyo emocional.</w:t>
+        <w:t xml:space="preserve">Compare al menos 25 publicaciones locales actuales.</w:t>
       </w:r>
     </w:p>
     <w:p>
       <w:pPr>
         <w:pStyle w:val="ListBullet"/>
+        <w:spacing w:before="0" w:after="20" w:line="240" w:lineRule="auto"/>
+        <w:ind w:left="403" w:hanging="259"/>
       </w:pPr>
       <w:r>
-        <w:t>Desconfíe de organizaciones que oculten fondos, datos, incidentes o condiciones de trabajo.</w:t>
+        <w:t xml:space="preserve">Separe el salario base de las horas extras, las propinas, las bonificaciones, las comisiones, los diferenciales de turno, el pago por llamadas y las dietas.</w:t>
       </w:r>
     </w:p>
     <w:p>
       <w:pPr>
-        <w:pStyle w:val="Heading1"/>
+        <w:pStyle w:val="ListBullet"/>
+        <w:spacing w:before="0" w:after="20" w:line="240" w:lineRule="auto"/>
+        <w:ind w:left="403" w:hanging="259"/>
       </w:pPr>
       <w:r>
-        <w:t>13. Caminos de crecimiento</w:t>
+        <w:t xml:space="preserve">Calcule seguros, jubilación, licencias pagadas, beneficios de matrícula, beneficios sindicales, uniformes, herramientas, licencias, estacionamiento y viajes no remunerados.</w:t>
       </w:r>
     </w:p>
     <w:p>
       <w:pPr>
         <w:pStyle w:val="ListBullet"/>
+        <w:spacing w:before="0" w:after="20" w:line="240" w:lineRule="auto"/>
+        <w:ind w:left="403" w:hanging="259"/>
       </w:pPr>
       <w:r>
-        <w:t>Coordinador senior de programas</w:t>
+        <w:t xml:space="preserve">Registre si los trabajos son empleados, temporales, contratistas, estacionales, a tiempo parcial o autónomos.</w:t>
       </w:r>
     </w:p>
     <w:p>
       <w:pPr>
         <w:pStyle w:val="ListBullet"/>
+        <w:spacing w:before="0" w:after="20" w:line="240" w:lineRule="auto"/>
+        <w:ind w:left="403" w:hanging="259"/>
       </w:pPr>
       <w:r>
-        <w:t>Coordinador de voluntariado</w:t>
+        <w:t xml:space="preserve">Utilice estimaciones conservadoras y nunca trate una mediana nacional como un salario inicial garantizado.</w:t>
       </w:r>
     </w:p>
     <w:p>
       <w:pPr>
-        <w:pStyle w:val="ListBullet"/>
+        <w:pStyle w:val="Heading1"/>
+        <w:keepNext/>
       </w:pPr>
       <w:r>
-        <w:t>Especialista de participación comunitaria</w:t>
+        <w:t xml:space="preserve">7. Educación, escuelas y credenciales</w:t>
       </w:r>
     </w:p>
     <w:p>
       <w:pPr>
-        <w:pStyle w:val="ListBullet"/>
+        <w:pStyle w:val="Heading2"/>
+        <w:keepNext/>
       </w:pPr>
       <w:r>
-        <w:t>Coordinador de subvenciones o informes</w:t>
+        <w:t xml:space="preserve">Camino educativo</w:t>
       </w:r>
     </w:p>
     <w:p>
-      <w:pPr>
-        <w:pStyle w:val="ListBullet"/>
-      </w:pPr>
+      <w:pPr/>
       <w:r>
-        <w:t>Analista de monitoreo y evaluación</w:t>
+        <w:t xml:space="preserve">Las funciones del coordinador varían desde la escuela secundaria con experiencia sustancial hasta títulos asociados o de licenciatura. Los empleadores pueden valorar el conocimiento de la comunidad, los idiomas, la coordinación de proyectos, las habilidades con los datos y la experiencia en subvenciones.</w:t>
       </w:r>
     </w:p>
     <w:p>
-      <w:pPr>
-        <w:pStyle w:val="ListBullet"/>
-      </w:pPr>
+      <w:pPr/>
       <w:r>
-        <w:t>Gerente de programas</w:t>
+        <w:t xml:space="preserve">Ninguna credencial única rige este título. Verifique los requisitos del empleador antes de pagar certificados de organizaciones sin fines de lucro, de gestión de proyectos, de gestión de voluntarios o de subvenciones.</w:t>
       </w:r>
     </w:p>
     <w:p>
       <w:pPr>
-        <w:pStyle w:val="ListBullet"/>
+        <w:pStyle w:val="Heading2"/>
+        <w:keepNext/>
       </w:pPr>
       <w:r>
-        <w:t>Director de servicios comunitarios</w:t>
+        <w:t xml:space="preserve">Verificación de escuela y credenciales</w:t>
       </w:r>
     </w:p>
     <w:p>
       <w:pPr>
         <w:pStyle w:val="ListBullet"/>
+        <w:spacing w:before="0" w:after="20" w:line="240" w:lineRule="auto"/>
+        <w:ind w:left="403" w:hanging="259"/>
       </w:pPr>
       <w:r>
-        <w:t>Consultor de impacto social, con experiencia adicional</w:t>
+        <w:t xml:space="preserve">Verificar la acreditación institucional y programática cuando corresponda.</w:t>
       </w:r>
     </w:p>
     <w:p>
       <w:pPr>
-        <w:pStyle w:val="Heading1"/>
+        <w:pStyle w:val="ListBullet"/>
+        <w:spacing w:before="0" w:after="20" w:line="240" w:lineRule="auto"/>
+        <w:ind w:left="403" w:hanging="259"/>
       </w:pPr>
       <w:r>
-        <w:t>14. Fuentes oficiales y verificación</w:t>
+        <w:t xml:space="preserve">Confirme por escrito la elegibilidad para el examen de certificación o la junta de licencias.</w:t>
       </w:r>
     </w:p>
     <w:p>
       <w:pPr>
         <w:pStyle w:val="ListBullet"/>
-      </w:pPr>
-      <w:hyperlink r:id="rId9">
-        <w:r>
-          <w:rPr>
-            <w:color w:val="0563C1"/>
-            <w:u w:val="single"/>
-          </w:rPr>
-          <w:t>O*NET OnLine - Social and Human Service Assistants</w:t>
-        </w:r>
-      </w:hyperlink>
+        <w:spacing w:before="0" w:after="20" w:line="240" w:lineRule="auto"/>
+        <w:ind w:left="403" w:hanging="259"/>
+      </w:pPr>
+      <w:r>
+        <w:t xml:space="preserve">Pregunte si se transfieren créditos, horas supervisadas, horas de aprendizaje y credenciales.</w:t>
+      </w:r>
     </w:p>
     <w:p>
       <w:pPr>
         <w:pStyle w:val="ListBullet"/>
-      </w:pPr>
-      <w:hyperlink r:id="rId10">
-        <w:r>
-          <w:rPr>
-            <w:color w:val="0563C1"/>
-            <w:u w:val="single"/>
-          </w:rPr>
-          <w:t>U.S. Bureau of Labor Statistics - Social and Human Service Assistants</w:t>
-        </w:r>
-      </w:hyperlink>
+        <w:spacing w:before="0" w:after="20" w:line="240" w:lineRule="auto"/>
+        <w:ind w:left="403" w:hanging="259"/>
+      </w:pPr>
+      <w:r>
+        <w:t xml:space="preserve">Calcule matrículas, tarifas, libros, herramientas, uniformes, verificación de antecedentes, requisitos de salud, exámenes, viajes, cuidado de niños y salarios perdidos.</w:t>
+      </w:r>
     </w:p>
     <w:p>
       <w:pPr>
         <w:pStyle w:val="ListBullet"/>
+        <w:spacing w:before="0" w:after="20" w:line="240" w:lineRule="auto"/>
+        <w:ind w:left="403" w:hanging="259"/>
+      </w:pPr>
+      <w:r>
+        <w:t xml:space="preserve">Revise la información sobre finalización, retiro, aprobación de exámenes, deudas, colocación, reembolso, quejas y cierre de escuelas.</w:t>
+      </w:r>
+    </w:p>
+    <w:p>
+      <w:pPr>
+        <w:pStyle w:val="ListBullet"/>
+        <w:spacing w:before="0" w:after="20" w:line="240" w:lineRule="auto"/>
+        <w:ind w:left="403" w:hanging="259"/>
+      </w:pPr>
+      <w:r>
+        <w:t xml:space="preserve">Evite programas que garanticen empleos, oculten costos totales o rechacen resultados escritos.</w:t>
+      </w:r>
+    </w:p>
+    <w:p>
+      <w:pPr>
+        <w:pStyle w:val="Heading1"/>
+        <w:keepNext/>
+      </w:pPr>
+      <w:r>
+        <w:t xml:space="preserve">8. Aprendizaje apoyado por el empleador</w:t>
+      </w:r>
+    </w:p>
+    <w:p>
+      <w:pPr>
+        <w:pStyle w:val="Heading2"/>
+        <w:keepNext/>
+      </w:pPr>
+      <w:r>
+        <w:t xml:space="preserve">Asistencia y pago de matrícula.</w:t>
+      </w:r>
+    </w:p>
+    <w:p>
+      <w:pPr>
+        <w:pStyle w:val="ListBullet"/>
+        <w:spacing w:before="0" w:after="20" w:line="240" w:lineRule="auto"/>
+        <w:ind w:left="403" w:hanging="259"/>
+      </w:pPr>
+      <w:r>
+        <w:t xml:space="preserve">Los empleadores pueden pagar matrícula, certificación, licencia, educación continua, libros, herramientas, uniformes, exámenes o tiempo de capacitación remunerado.</w:t>
+      </w:r>
+    </w:p>
+    <w:p>
+      <w:pPr>
+        <w:pStyle w:val="ListBullet"/>
+        <w:spacing w:before="0" w:after="20" w:line="240" w:lineRule="auto"/>
+        <w:ind w:left="403" w:hanging="259"/>
+      </w:pPr>
+      <w:r>
+        <w:t xml:space="preserve">Obtener aprobación previa y el acuerdo completo por escrito.</w:t>
+      </w:r>
+    </w:p>
+    <w:p>
+      <w:pPr>
+        <w:pStyle w:val="ListBullet"/>
+        <w:spacing w:before="0" w:after="20" w:line="240" w:lineRule="auto"/>
+        <w:ind w:left="403" w:hanging="259"/>
+      </w:pPr>
+      <w:r>
+        <w:t xml:space="preserve">Un compromiso de servicio puede requerir empleo continuo, a veces por hasta dos años.</w:t>
+      </w:r>
+    </w:p>
+    <w:p>
+      <w:pPr>
+        <w:pStyle w:val="ListBullet"/>
+        <w:spacing w:before="0" w:after="20" w:line="240" w:lineRule="auto"/>
+        <w:ind w:left="403" w:hanging="259"/>
+      </w:pPr>
+      <w:r>
+        <w:t xml:space="preserve">La salida voluntaria puede dar lugar a un reembolso total o prorrateado.</w:t>
+      </w:r>
+    </w:p>
+    <w:p>
+      <w:pPr>
+        <w:pStyle w:val="ListBullet"/>
+        <w:spacing w:before="0" w:after="20" w:line="240" w:lineRule="auto"/>
+        <w:ind w:left="403" w:hanging="259"/>
+      </w:pPr>
+      <w:r>
+        <w:t xml:space="preserve">El acuerdo debe abordar explícitamente el despido, la eliminación de puestos, el cierre de instalaciones, la reestructuración, la discapacidad, el servicio militar, la jubilación y la transferencia dirigida por el empleador.</w:t>
+      </w:r>
+    </w:p>
+    <w:p>
+      <w:pPr>
+        <w:pStyle w:val="ListBullet"/>
+        <w:spacing w:before="0" w:after="20" w:line="240" w:lineRule="auto"/>
+        <w:ind w:left="403" w:hanging="259"/>
+      </w:pPr>
+      <w:r>
+        <w:t xml:space="preserve">No asuma que un plazo de pago es legal simplemente porque está escrito; controles de la ley local.</w:t>
+      </w:r>
+    </w:p>
+    <w:p>
+      <w:pPr>
+        <w:pStyle w:val="Heading2"/>
+        <w:keepNext/>
+      </w:pPr>
+      <w:r>
+        <w:t xml:space="preserve">Pasantías, aprendizajes y ascensos profesionales</w:t>
+      </w:r>
+    </w:p>
+    <w:p>
+      <w:pPr>
+        <w:pStyle w:val="ListBullet"/>
+        <w:spacing w:before="0" w:after="20" w:line="240" w:lineRule="auto"/>
+        <w:ind w:left="403" w:hanging="259"/>
+      </w:pPr>
+      <w:r>
+        <w:t xml:space="preserve">Distinguir empleo remunerado, pasantía, pasantía externa, práctica, colocación en el campo, residencia, pre-aprendizaje y aprendizaje registrado.</w:t>
+      </w:r>
+    </w:p>
+    <w:p>
+      <w:pPr>
+        <w:pStyle w:val="ListBullet"/>
+        <w:spacing w:before="0" w:after="20" w:line="240" w:lineRule="auto"/>
+        <w:ind w:left="403" w:hanging="259"/>
+      </w:pPr>
+      <w:r>
+        <w:t xml:space="preserve">Verificar salarios, beneficios, supervisión, crédito académico o de licencia, controles de competencia, compensación laboral y portabilidad de credenciales.</w:t>
+      </w:r>
+    </w:p>
+    <w:p>
+      <w:pPr>
+        <w:pStyle w:val="ListBullet"/>
+        <w:spacing w:before="0" w:after="20" w:line="240" w:lineRule="auto"/>
+        <w:ind w:left="403" w:hanging="259"/>
+      </w:pPr>
+      <w:r>
+        <w:t xml:space="preserve">Los empleadores pueden utilizar pasantías remuneradas, programas puente, asociaciones de matrícula, rotación laboral y tutoría para desarrollar empleados más calificados.</w:t>
+      </w:r>
+    </w:p>
+    <w:p>
+      <w:pPr>
+        <w:pStyle w:val="ListBullet"/>
+        <w:spacing w:before="0" w:after="20" w:line="240" w:lineRule="auto"/>
+        <w:ind w:left="403" w:hanging="259"/>
+      </w:pPr>
+      <w:r>
+        <w:t xml:space="preserve">La tutoría y la observación laboral complementan, pero no reemplazan, la supervisión requerida ni la educación autorizada.</w:t>
+      </w:r>
+    </w:p>
+    <w:p>
+      <w:pPr>
+        <w:pStyle w:val="Heading1"/>
+        <w:keepNext/>
+      </w:pPr>
+      <w:r>
+        <w:t xml:space="preserve">9. Derechos de los trabajadores, privacidad, ciberseguridad e IA ética</w:t>
+      </w:r>
+    </w:p>
+    <w:p>
+      <w:pPr>
+        <w:pStyle w:val="Heading2"/>
+        <w:keepNext/>
+      </w:pPr>
+      <w:r>
+        <w:t xml:space="preserve">Protecciones laborales</w:t>
+      </w:r>
+    </w:p>
+    <w:p>
+      <w:pPr>
+        <w:pStyle w:val="ListBullet"/>
+        <w:spacing w:before="0" w:after="20" w:line="240" w:lineRule="auto"/>
+        <w:ind w:left="403" w:hanging="259"/>
+      </w:pPr>
+      <w:r>
+        <w:t xml:space="preserve">Verificar si la capacitación requerida, los viajes entre lugares de trabajo, el tiempo de guardia, el cambio de uniforme y las horas extras son compensables.</w:t>
+      </w:r>
+    </w:p>
+    <w:p>
+      <w:pPr>
+        <w:pStyle w:val="ListBullet"/>
+        <w:spacing w:before="0" w:after="20" w:line="240" w:lineRule="auto"/>
+        <w:ind w:left="403" w:hanging="259"/>
+      </w:pPr>
+      <w:r>
+        <w:t xml:space="preserve">Comprenda las clasificaciones de empleados, contratistas, temporales, estacionales, de prácticas y de autónomos.</w:t>
+      </w:r>
+    </w:p>
+    <w:p>
+      <w:pPr>
+        <w:pStyle w:val="ListBullet"/>
+        <w:spacing w:before="0" w:after="20" w:line="240" w:lineRule="auto"/>
+        <w:ind w:left="403" w:hanging="259"/>
+      </w:pPr>
+      <w:r>
+        <w:t xml:space="preserve">Confirme los requisitos de antecedentes, salud, conducción, huellas dactilares y autorización de trabajo antes de gastar dinero.</w:t>
+      </w:r>
+    </w:p>
+    <w:p>
+      <w:pPr>
+        <w:pStyle w:val="ListBullet"/>
+        <w:spacing w:before="0" w:after="20" w:line="240" w:lineRule="auto"/>
+        <w:ind w:left="403" w:hanging="259"/>
+      </w:pPr>
+      <w:r>
+        <w:t xml:space="preserve">Conozca las vías de queja y apelación por discriminación, represalias, violaciones salariales, trabajo inseguro o capacitación inaccesible.</w:t>
+      </w:r>
+    </w:p>
+    <w:p>
+      <w:pPr>
+        <w:pStyle w:val="Heading2"/>
+        <w:keepNext/>
+      </w:pPr>
+      <w:r>
+        <w:t xml:space="preserve">Tecnología responsable</w:t>
+      </w:r>
+    </w:p>
+    <w:p>
+      <w:pPr>
+        <w:pStyle w:val="ListBullet"/>
+        <w:spacing w:before="0" w:after="20" w:line="240" w:lineRule="auto"/>
+        <w:ind w:left="403" w:hanging="259"/>
+      </w:pPr>
+      <w:r>
+        <w:t xml:space="preserve">Utilice únicamente sistemas autorizados y la información personal mínima necesaria.</w:t>
+      </w:r>
+    </w:p>
+    <w:p>
+      <w:pPr>
+        <w:pStyle w:val="ListBullet"/>
+        <w:spacing w:before="0" w:after="20" w:line="240" w:lineRule="auto"/>
+        <w:ind w:left="403" w:hanging="259"/>
+      </w:pPr>
+      <w:r>
+        <w:t xml:space="preserve">No coloque información de estudiantes, niños, invitados, clientes, viajeros, empleados o de propiedad exclusiva en herramientas públicas de IA.</w:t>
+      </w:r>
+    </w:p>
+    <w:p>
+      <w:pPr>
+        <w:pStyle w:val="ListBullet"/>
+        <w:spacing w:before="0" w:after="20" w:line="240" w:lineRule="auto"/>
+        <w:ind w:left="403" w:hanging="259"/>
+      </w:pPr>
+      <w:r>
+        <w:t xml:space="preserve">Verifique la salida de IA y nunca fabrique credenciales, notas, registros, referencias, menús, reservas o muestras de trabajo.</w:t>
+      </w:r>
+    </w:p>
+    <w:p>
+      <w:pPr>
+        <w:pStyle w:val="ListBullet"/>
+        <w:spacing w:before="0" w:after="20" w:line="240" w:lineRule="auto"/>
+        <w:ind w:left="403" w:hanging="259"/>
+      </w:pPr>
+      <w:r>
+        <w:t xml:space="preserve">Proteja contraseñas, autenticación multifactor, dispositivos portátiles, datos de pago, registros y comunicaciones seguras.</w:t>
+      </w:r>
+    </w:p>
+    <w:p>
+      <w:pPr>
+        <w:pStyle w:val="ListBullet"/>
+        <w:spacing w:before="0" w:after="20" w:line="240" w:lineRule="auto"/>
+        <w:ind w:left="403" w:hanging="259"/>
+      </w:pPr>
+      <w:r>
+        <w:t xml:space="preserve">Informe de inmediato sospechas de phishing, acceso no autorizado, alteración de registros o incidentes de privacidad.</w:t>
+      </w:r>
+    </w:p>
+    <w:p>
+      <w:pPr>
+        <w:pStyle w:val="Heading1"/>
+        <w:keepNext/>
+      </w:pPr>
+      <w:r>
+        <w:t xml:space="preserve">10. Construir evidencia y aplicar</w:t>
+      </w:r>
+    </w:p>
+    <w:p>
+      <w:pPr>
+        <w:pStyle w:val="Heading2"/>
+        <w:keepNext/>
+      </w:pPr>
+      <w:r>
+        <w:t xml:space="preserve">Evidencia del portafolio ético</w:t>
+      </w:r>
+    </w:p>
+    <w:p>
+      <w:pPr>
+        <w:pStyle w:val="ListBullet"/>
+        <w:spacing w:before="0" w:after="20" w:line="240" w:lineRule="auto"/>
+        <w:ind w:left="403" w:hanging="259"/>
+      </w:pPr>
+      <w:r>
+        <w:t xml:space="preserve">Utilice información ficticia, pública o completamente desinfectada.</w:t>
+      </w:r>
+    </w:p>
+    <w:p>
+      <w:pPr>
+        <w:pStyle w:val="ListBullet"/>
+        <w:spacing w:before="0" w:after="20" w:line="240" w:lineRule="auto"/>
+        <w:ind w:left="403" w:hanging="259"/>
+      </w:pPr>
+      <w:r>
+        <w:t xml:space="preserve">Cree un mapa de flujo de trabajo, una lista de verificación de seguridad, un plan de actividades, una herramienta de apoyo a las lecciones, un guión de recuperación de servicios, un registro de producción o un directorio de recursos apropiado para la ocupación.</w:t>
+      </w:r>
+    </w:p>
+    <w:p>
+      <w:pPr>
+        <w:pStyle w:val="ListBullet"/>
+        <w:spacing w:before="0" w:after="20" w:line="240" w:lineRule="auto"/>
+        <w:ind w:left="403" w:hanging="259"/>
+      </w:pPr>
+      <w:r>
+        <w:t xml:space="preserve">Explique lo que hizo, qué pruebas utilizó, qué escalaría y qué quedó fuera de su autoridad.</w:t>
+      </w:r>
+    </w:p>
+    <w:p>
+      <w:pPr>
+        <w:pStyle w:val="ListBullet"/>
+        <w:spacing w:before="0" w:after="20" w:line="240" w:lineRule="auto"/>
+        <w:ind w:left="403" w:hanging="259"/>
+      </w:pPr>
+      <w:r>
+        <w:t xml:space="preserve">Nunca utilice registros confidenciales, formularios propietarios, manuales con derechos de autor o información real del cliente sin permiso.</w:t>
+      </w:r>
+    </w:p>
+    <w:p>
+      <w:pPr>
+        <w:pStyle w:val="Heading2"/>
+        <w:keepNext/>
+      </w:pPr>
+      <w:r>
+        <w:t xml:space="preserve">Preparación de currículum y entrevista.</w:t>
+      </w:r>
+    </w:p>
+    <w:tbl>
+      <w:tblPr>
+        <w:tblStyle w:val="TableGrid"/>
+        <w:tblW w:type="auto" w:w="0"/>
+        <w:jc w:val="center"/>
+        <w:tblLayout w:type="autofit"/>
+        <w:tblLook w:firstColumn="1" w:firstRow="1" w:lastColumn="0" w:lastRow="0" w:noHBand="0" w:noVBand="1" w:val="04A0"/>
+      </w:tblPr>
+      <w:tblGrid>
+        <w:gridCol w:w="5083"/>
+        <w:gridCol w:w="5083"/>
+      </w:tblGrid>
+      <w:tr>
+        <w:trPr>
+          <w:tblHeader w:val="true"/>
+        </w:trPr>
+        <w:tc>
+          <w:tcPr>
+            <w:tcW w:type="dxa" w:w="5083"/>
+            <w:shd w:fill="D9EAF7"/>
+            <w:vAlign w:val="top"/>
+          </w:tcPr>
+          <w:p>
+            <w:pPr>
+              <w:spacing w:after="20" w:before="0" w:line="240" w:lineRule="auto"/>
+            </w:pPr>
+            <w:r>
+              <w:rPr>
+                <w:b/>
+                <w:sz w:val="17"/>
+              </w:rPr>
+              <w:t xml:space="preserve">Área de evidencia</w:t>
+            </w:r>
+          </w:p>
+        </w:tc>
+        <w:tc>
+          <w:tcPr>
+            <w:tcW w:type="dxa" w:w="5083"/>
+            <w:shd w:fill="D9EAF7"/>
+            <w:vAlign w:val="top"/>
+          </w:tcPr>
+          <w:p>
+            <w:pPr>
+              <w:spacing w:after="20" w:before="0" w:line="240" w:lineRule="auto"/>
+            </w:pPr>
+            <w:r>
+              <w:rPr>
+                <w:b/>
+                <w:sz w:val="17"/>
+              </w:rPr>
+              <w:t xml:space="preserve">Ejemplo</w:t>
+            </w:r>
+          </w:p>
+        </w:tc>
+      </w:tr>
+      <w:tr>
+        <w:trPr/>
+        <w:tc>
+          <w:tcPr>
+            <w:tcW w:type="dxa" w:w="5083"/>
+            <w:vAlign w:val="top"/>
+          </w:tcPr>
+          <w:p>
+            <w:pPr>
+              <w:spacing w:after="20" w:before="0" w:line="240" w:lineRule="auto"/>
+            </w:pPr>
+            <w:r>
+              <w:rPr>
+                <w:sz w:val="17"/>
+              </w:rPr>
+              <w:t xml:space="preserve">Fiabilidad</w:t>
+            </w:r>
+          </w:p>
+        </w:tc>
+        <w:tc>
+          <w:tcPr>
+            <w:tcW w:type="dxa" w:w="5083"/>
+            <w:vAlign w:val="top"/>
+          </w:tcPr>
+          <w:p>
+            <w:pPr>
+              <w:spacing w:after="20" w:before="0" w:line="240" w:lineRule="auto"/>
+            </w:pPr>
+            <w:r>
+              <w:rPr>
+                <w:sz w:val="17"/>
+              </w:rPr>
+              <w:t xml:space="preserve">Completé tareas programadas y documenté excepciones con prontitud.</w:t>
+            </w:r>
+          </w:p>
+        </w:tc>
+      </w:tr>
+      <w:tr>
+        <w:trPr/>
+        <w:tc>
+          <w:tcPr>
+            <w:tcW w:type="dxa" w:w="5083"/>
+            <w:vAlign w:val="top"/>
+          </w:tcPr>
+          <w:p>
+            <w:pPr>
+              <w:spacing w:after="20" w:before="0" w:line="240" w:lineRule="auto"/>
+            </w:pPr>
+            <w:r>
+              <w:rPr>
+                <w:sz w:val="17"/>
+              </w:rPr>
+              <w:t xml:space="preserve">Seguridad</w:t>
+            </w:r>
+          </w:p>
+        </w:tc>
+        <w:tc>
+          <w:tcPr>
+            <w:tcW w:type="dxa" w:w="5083"/>
+            <w:vAlign w:val="top"/>
+          </w:tcPr>
+          <w:p>
+            <w:pPr>
+              <w:spacing w:after="20" w:before="0" w:line="240" w:lineRule="auto"/>
+            </w:pPr>
+            <w:r>
+              <w:rPr>
+                <w:sz w:val="17"/>
+              </w:rPr>
+              <w:t xml:space="preserve">Identificó un peligro, protegió a las personas o el trabajo y lo escaló correctamente.</w:t>
+            </w:r>
+          </w:p>
+        </w:tc>
+      </w:tr>
+      <w:tr>
+        <w:trPr/>
+        <w:tc>
+          <w:tcPr>
+            <w:tcW w:type="dxa" w:w="5083"/>
+            <w:vAlign w:val="top"/>
+          </w:tcPr>
+          <w:p>
+            <w:pPr>
+              <w:spacing w:after="20" w:before="0" w:line="240" w:lineRule="auto"/>
+            </w:pPr>
+            <w:r>
+              <w:rPr>
+                <w:sz w:val="17"/>
+              </w:rPr>
+              <w:t xml:space="preserve">Exactitud</w:t>
+            </w:r>
+          </w:p>
+        </w:tc>
+        <w:tc>
+          <w:tcPr>
+            <w:tcW w:type="dxa" w:w="5083"/>
+            <w:vAlign w:val="top"/>
+          </w:tcPr>
+          <w:p>
+            <w:pPr>
+              <w:spacing w:after="20" w:before="0" w:line="240" w:lineRule="auto"/>
+            </w:pPr>
+            <w:r>
+              <w:rPr>
+                <w:sz w:val="17"/>
+              </w:rPr>
+              <w:t xml:space="preserve">Usó una lista de verificación o un proceso de conciliación y corrigió una discrepancia.</w:t>
+            </w:r>
+          </w:p>
+        </w:tc>
+      </w:tr>
+      <w:tr>
+        <w:trPr/>
+        <w:tc>
+          <w:tcPr>
+            <w:tcW w:type="dxa" w:w="5083"/>
+            <w:vAlign w:val="top"/>
+          </w:tcPr>
+          <w:p>
+            <w:pPr>
+              <w:spacing w:after="20" w:before="0" w:line="240" w:lineRule="auto"/>
+            </w:pPr>
+            <w:r>
+              <w:rPr>
+                <w:sz w:val="17"/>
+              </w:rPr>
+              <w:t xml:space="preserve">Comunicación</w:t>
+            </w:r>
+          </w:p>
+        </w:tc>
+        <w:tc>
+          <w:tcPr>
+            <w:tcW w:type="dxa" w:w="5083"/>
+            <w:vAlign w:val="top"/>
+          </w:tcPr>
+          <w:p>
+            <w:pPr>
+              <w:spacing w:after="20" w:before="0" w:line="240" w:lineRule="auto"/>
+            </w:pPr>
+            <w:r>
+              <w:rPr>
+                <w:sz w:val="17"/>
+              </w:rPr>
+              <w:t xml:space="preserve">Explicó una inquietud claramente y confirmó el seguimiento.</w:t>
+            </w:r>
+          </w:p>
+        </w:tc>
+      </w:tr>
+      <w:tr>
+        <w:trPr/>
+        <w:tc>
+          <w:tcPr>
+            <w:tcW w:type="dxa" w:w="5083"/>
+            <w:vAlign w:val="top"/>
+          </w:tcPr>
+          <w:p>
+            <w:pPr>
+              <w:spacing w:after="20" w:before="0" w:line="240" w:lineRule="auto"/>
+            </w:pPr>
+            <w:r>
+              <w:rPr>
+                <w:sz w:val="17"/>
+              </w:rPr>
+              <w:t xml:space="preserve">Aprendiendo</w:t>
+            </w:r>
+          </w:p>
+        </w:tc>
+        <w:tc>
+          <w:tcPr>
+            <w:tcW w:type="dxa" w:w="5083"/>
+            <w:vAlign w:val="top"/>
+          </w:tcPr>
+          <w:p>
+            <w:pPr>
+              <w:spacing w:after="20" w:before="0" w:line="240" w:lineRule="auto"/>
+            </w:pPr>
+            <w:r>
+              <w:rPr>
+                <w:sz w:val="17"/>
+              </w:rPr>
+              <w:t xml:space="preserve">Formación patronal o reconocida completada y competencia demostrada.</w:t>
+            </w:r>
+          </w:p>
+        </w:tc>
+      </w:tr>
+    </w:tbl>
+    <w:p>
+      <w:pPr>
+        <w:pStyle w:val="ListBullet"/>
+        <w:spacing w:before="0" w:after="20" w:line="240" w:lineRule="auto"/>
+        <w:ind w:left="403" w:hanging="259"/>
+      </w:pPr>
+      <w:r>
+        <w:t xml:space="preserve">Describa una ocasión en la que haya notado un problema de seguridad o calidad. ¿Qué hiciste?</w:t>
+      </w:r>
+    </w:p>
+    <w:p>
+      <w:pPr>
+        <w:pStyle w:val="ListBullet"/>
+        <w:spacing w:before="0" w:after="20" w:line="240" w:lineRule="auto"/>
+        <w:ind w:left="403" w:hanging="259"/>
+      </w:pPr>
+      <w:r>
+        <w:t xml:space="preserve">¿Cómo se protege la información confidencial?</w:t>
+      </w:r>
+    </w:p>
+    <w:p>
+      <w:pPr>
+        <w:pStyle w:val="ListBullet"/>
+        <w:spacing w:before="0" w:after="20" w:line="240" w:lineRule="auto"/>
+        <w:ind w:left="403" w:hanging="259"/>
+      </w:pPr>
+      <w:r>
+        <w:t xml:space="preserve">¿Cómo responde cuando le piden que realice una tarea fuera de su formación?</w:t>
+      </w:r>
+    </w:p>
+    <w:p>
+      <w:pPr>
+        <w:pStyle w:val="ListBullet"/>
+        <w:spacing w:before="0" w:after="20" w:line="240" w:lineRule="auto"/>
+        <w:ind w:left="403" w:hanging="259"/>
+      </w:pPr>
+      <w:r>
+        <w:t xml:space="preserve">¿Cómo se organizan las prioridades en competencia?</w:t>
+      </w:r>
+    </w:p>
+    <w:p>
+      <w:pPr>
+        <w:pStyle w:val="ListBullet"/>
+        <w:spacing w:before="0" w:after="20" w:line="240" w:lineRule="auto"/>
+        <w:ind w:left="403" w:hanging="259"/>
+      </w:pPr>
+      <w:r>
+        <w:t xml:space="preserve">¿Qué verificarías antes de inscribirte en educación superior?</w:t>
+      </w:r>
+    </w:p>
+    <w:p>
+      <w:pPr>
+        <w:pStyle w:val="Heading1"/>
+        <w:keepNext/>
+      </w:pPr>
+      <w:r>
+        <w:t xml:space="preserve">11. Planificación de avance, portabilidad y salida</w:t>
+      </w:r>
+    </w:p>
+    <w:p>
+      <w:pPr>
+        <w:pStyle w:val="Heading2"/>
+        <w:keepNext/>
+      </w:pPr>
+      <w:r>
+        <w:t xml:space="preserve">escala profesional</w:t>
+      </w:r>
+    </w:p>
+    <w:p>
+      <w:pPr>
+        <w:pStyle w:val="ListBullet"/>
+        <w:spacing w:before="0" w:after="20" w:line="240" w:lineRule="auto"/>
+        <w:ind w:left="403" w:hanging="259"/>
+      </w:pPr>
+      <w:r>
+        <w:t xml:space="preserve">Asistente de programa o extensión.</w:t>
+      </w:r>
+    </w:p>
+    <w:p>
+      <w:pPr>
+        <w:pStyle w:val="ListBullet"/>
+        <w:spacing w:before="0" w:after="20" w:line="240" w:lineRule="auto"/>
+        <w:ind w:left="403" w:hanging="259"/>
+      </w:pPr>
+      <w:r>
+        <w:t xml:space="preserve">Coordinador del programa de servicio comunitario.</w:t>
+      </w:r>
+    </w:p>
+    <w:p>
+      <w:pPr>
+        <w:pStyle w:val="ListBullet"/>
+        <w:spacing w:before="0" w:after="20" w:line="240" w:lineRule="auto"/>
+        <w:ind w:left="403" w:hanging="259"/>
+      </w:pPr>
+      <w:r>
+        <w:t xml:space="preserve">Coordinador senior, especialista en subvenciones o director de programa.</w:t>
+      </w:r>
+    </w:p>
+    <w:p>
+      <w:pPr>
+        <w:pStyle w:val="ListBullet"/>
+        <w:spacing w:before="0" w:after="20" w:line="240" w:lineRule="auto"/>
+        <w:ind w:left="403" w:hanging="259"/>
+      </w:pPr>
+      <w:r>
+        <w:t xml:space="preserve">Director, evaluador, líder de asociación o función de servicio social calificada adicional.</w:t>
+      </w:r>
+    </w:p>
+    <w:p>
+      <w:pPr>
+        <w:pStyle w:val="Heading2"/>
+        <w:keepNext/>
+      </w:pPr>
+      <w:r>
+        <w:t xml:space="preserve">Opciones de salida y transferencia</w:t>
+      </w:r>
+    </w:p>
+    <w:p>
+      <w:pPr>
+        <w:pStyle w:val="ListBullet"/>
+        <w:spacing w:before="0" w:after="20" w:line="240" w:lineRule="auto"/>
+        <w:ind w:left="403" w:hanging="259"/>
+      </w:pPr>
+      <w:r>
+        <w:t xml:space="preserve">Guarde expedientes académicos, credenciales, registros de competencias, evaluaciones, registros de educación continua y acuerdos laborales.</w:t>
+      </w:r>
+    </w:p>
+    <w:p>
+      <w:pPr>
+        <w:pStyle w:val="ListBullet"/>
+        <w:spacing w:before="0" w:after="20" w:line="240" w:lineRule="auto"/>
+        <w:ind w:left="403" w:hanging="259"/>
+      </w:pPr>
+      <w:r>
+        <w:t xml:space="preserve">Confirme si los créditos completados u horas documentadas caducan o se transfieren.</w:t>
+      </w:r>
+    </w:p>
+    <w:p>
+      <w:pPr>
+        <w:pStyle w:val="ListBullet"/>
+        <w:spacing w:before="0" w:after="20" w:line="240" w:lineRule="auto"/>
+        <w:ind w:left="403" w:hanging="259"/>
+      </w:pPr>
+      <w:r>
+        <w:t xml:space="preserve">Identifique carreras adyacentes que utilicen las mismas habilidades con diferentes exigencias físicas, emocionales, de horario o de licencia.</w:t>
+      </w:r>
+    </w:p>
+    <w:p>
+      <w:pPr>
+        <w:pStyle w:val="ListBullet"/>
+        <w:spacing w:before="0" w:after="20" w:line="240" w:lineRule="auto"/>
+        <w:ind w:left="403" w:hanging="259"/>
+      </w:pPr>
+      <w:r>
+        <w:t xml:space="preserve">Comprenda las deudas restantes y las obligaciones de pago del empleador antes de irse.</w:t>
+      </w:r>
+    </w:p>
+    <w:p>
+      <w:pPr>
+        <w:pStyle w:val="ListBullet"/>
+        <w:spacing w:before="0" w:after="20" w:line="240" w:lineRule="auto"/>
+        <w:ind w:left="403" w:hanging="259"/>
+      </w:pPr>
+      <w:r>
+        <w:t xml:space="preserve">No permanecer en trabajos inseguros o de explotación únicamente debido a una amenaza poco clara de costos de capacitación; busque ayuda calificada.</w:t>
+      </w:r>
+    </w:p>
+    <w:p>
+      <w:pPr>
+        <w:pStyle w:val="Heading1"/>
+        <w:keepNext/>
+      </w:pPr>
+      <w:r>
+        <w:t xml:space="preserve">12. Antes de inscribirse o firmar</w:t>
+      </w:r>
+    </w:p>
+    <w:p>
+      <w:pPr>
+        <w:pStyle w:val="Heading2"/>
+        <w:keepNext/>
+      </w:pPr>
+      <w:r>
+        <w:t xml:space="preserve">Lista de verificación de verificación</w:t>
+      </w:r>
+    </w:p>
+    <w:p>
+      <w:pPr>
+        <w:pStyle w:val="ListBullet"/>
+        <w:spacing w:before="0" w:after="20" w:line="240" w:lineRule="auto"/>
+        <w:ind w:left="403" w:hanging="259"/>
+      </w:pPr>
+      <w:r>
+        <w:t xml:space="preserve">Verifiqué los requisitos legales de la ocupación y las preferencias comunes de los empleadores.</w:t>
+      </w:r>
+    </w:p>
+    <w:p>
+      <w:pPr>
+        <w:pStyle w:val="ListBullet"/>
+        <w:spacing w:before="0" w:after="20" w:line="240" w:lineRule="auto"/>
+        <w:ind w:left="403" w:hanging="259"/>
+      </w:pPr>
+      <w:r>
+        <w:t xml:space="preserve">Verifiqué acreditación, aprobación de programas, elegibilidad para exámenes y portabilidad de credenciales.</w:t>
+      </w:r>
+    </w:p>
+    <w:p>
+      <w:pPr>
+        <w:pStyle w:val="ListBullet"/>
+        <w:spacing w:before="0" w:after="20" w:line="240" w:lineRule="auto"/>
+        <w:ind w:left="403" w:hanging="259"/>
+      </w:pPr>
+      <w:r>
+        <w:t xml:space="preserve">Calculé el costo total, incluidos los salarios perdidos y los cuidados.</w:t>
+      </w:r>
+    </w:p>
+    <w:p>
+      <w:pPr>
+        <w:pStyle w:val="ListBullet"/>
+        <w:spacing w:before="0" w:after="20" w:line="240" w:lineRule="auto"/>
+        <w:ind w:left="403" w:hanging="259"/>
+      </w:pPr>
+      <w:r>
+        <w:t xml:space="preserve">Revisé los resultados del programa, las reglas de reembolso, las quejas y la protección contra el cierre de escuelas.</w:t>
+      </w:r>
+    </w:p>
+    <w:p>
+      <w:pPr>
+        <w:pStyle w:val="ListBullet"/>
+        <w:spacing w:before="0" w:after="20" w:line="240" w:lineRule="auto"/>
+        <w:ind w:left="403" w:hanging="259"/>
+      </w:pPr>
+      <w:r>
+        <w:t xml:space="preserve">Entiendo los términos de pasantía, aprendizaje, colocación en el campo y supervisión.</w:t>
+      </w:r>
+    </w:p>
+    <w:p>
+      <w:pPr>
+        <w:pStyle w:val="ListBullet"/>
+        <w:spacing w:before="0" w:after="20" w:line="240" w:lineRule="auto"/>
+        <w:ind w:left="403" w:hanging="259"/>
+      </w:pPr>
+      <w:r>
+        <w:t xml:space="preserve">Obtuve por escrito las condiciones de financiación, servicio, reembolso y despido del empleador.</w:t>
+      </w:r>
+    </w:p>
+    <w:p>
+      <w:pPr>
+        <w:pStyle w:val="ListBullet"/>
+        <w:spacing w:before="0" w:after="20" w:line="240" w:lineRule="auto"/>
+        <w:ind w:left="403" w:hanging="259"/>
+      </w:pPr>
+      <w:r>
+        <w:t xml:space="preserve">Verifiqué la accesibilidad en todo el camino.</w:t>
+      </w:r>
+    </w:p>
+    <w:p>
+      <w:pPr>
+        <w:pStyle w:val="ListBullet"/>
+        <w:spacing w:before="0" w:after="20" w:line="240" w:lineRule="auto"/>
+        <w:ind w:left="403" w:hanging="259"/>
+      </w:pPr>
+      <w:r>
+        <w:t xml:space="preserve">Tengo un plan realista de empleo y salida.</w:t>
+      </w:r>
+    </w:p>
+    <w:p>
+      <w:pPr>
+        <w:pStyle w:val="Heading1"/>
+        <w:keepNext/>
+      </w:pPr>
+      <w:r>
+        <w:t xml:space="preserve">13. Plan de acción de doce semanas</w:t>
+      </w:r>
+    </w:p>
+    <w:p>
+      <w:pPr>
+        <w:pStyle w:val="Heading2"/>
+        <w:keepNext/>
+      </w:pPr>
+      <w:r>
+        <w:t xml:space="preserve">Plan secuencial</w:t>
+      </w:r>
+    </w:p>
+    <w:p>
+      <w:pPr>
+        <w:pStyle w:val="ListNumber"/>
+        <w:numPr>
+          <w:ilvl w:val="0"/>
+          <w:numId w:val="10"/>
+        </w:numPr>
+        <w:spacing w:before="0" w:after="20" w:line="240" w:lineRule="auto"/>
+      </w:pPr>
+      <w:r>
+        <w:t xml:space="preserve">Semanas 1 y 2: Describa su situación, fortalezas, limitaciones, necesidades de acceso y condiciones no negociables.</w:t>
+      </w:r>
+    </w:p>
+    <w:p>
+      <w:pPr>
+        <w:pStyle w:val="ListNumber"/>
+        <w:numPr>
+          <w:ilvl w:val="0"/>
+          <w:numId w:val="10"/>
+        </w:numPr>
+        <w:spacing w:before="0" w:after="20" w:line="240" w:lineRule="auto"/>
+      </w:pPr>
+      <w:r>
+        <w:t xml:space="preserve">Semanas 3 a 4: deberes de estudio, entornos laborales, herramientas, riesgos, límites y regulaciones locales.</w:t>
+      </w:r>
+    </w:p>
+    <w:p>
+      <w:pPr>
+        <w:pStyle w:val="ListNumber"/>
+        <w:numPr>
+          <w:ilvl w:val="0"/>
+          <w:numId w:val="10"/>
+        </w:numPr>
+        <w:spacing w:before="0" w:after="20" w:line="240" w:lineRule="auto"/>
+      </w:pPr>
+      <w:r>
+        <w:t xml:space="preserve">Semanas 5 a 6: revise las publicaciones locales, los salarios, los horarios, los beneficios y los requisitos del empleador.</w:t>
+      </w:r>
+    </w:p>
+    <w:p>
+      <w:pPr>
+        <w:pStyle w:val="ListNumber"/>
+        <w:numPr>
+          <w:ilvl w:val="0"/>
+          <w:numId w:val="10"/>
+        </w:numPr>
+        <w:spacing w:before="0" w:after="20" w:line="240" w:lineRule="auto"/>
+      </w:pPr>
+      <w:r>
+        <w:t xml:space="preserve">Semanas 7 a 8: compare escuelas, rutas de empleo, aprendizajes, credenciales y costo total.</w:t>
+      </w:r>
+    </w:p>
+    <w:p>
+      <w:pPr>
+        <w:pStyle w:val="ListNumber"/>
+        <w:numPr>
+          <w:ilvl w:val="0"/>
+          <w:numId w:val="10"/>
+        </w:numPr>
+        <w:spacing w:before="0" w:after="20" w:line="240" w:lineRule="auto"/>
+      </w:pPr>
+      <w:r>
+        <w:t xml:space="preserve">Semanas 9 a 10: Verifique problemas de financiación, reembolso, impuestos, alojamiento, antecedentes y portabilidad.</w:t>
+      </w:r>
+    </w:p>
+    <w:p>
+      <w:pPr>
+        <w:pStyle w:val="ListNumber"/>
+        <w:numPr>
+          <w:ilvl w:val="0"/>
+          <w:numId w:val="10"/>
+        </w:numPr>
+        <w:spacing w:before="0" w:after="20" w:line="240" w:lineRule="auto"/>
+      </w:pPr>
+      <w:r>
+        <w:t xml:space="preserve">Semanas 11 a 12: complete una muestra de trabajo ético, prepare evidencia de solicitud y decida si continuar, hacer una pausa o cambiar de dirección.</w:t>
+      </w:r>
+    </w:p>
+    <w:p>
+      <w:pPr>
+        <w:pStyle w:val="Heading1"/>
+        <w:keepNext/>
+      </w:pPr>
+      <w:r>
+        <w:t xml:space="preserve">14. Hojas de trabajo</w:t>
+      </w:r>
+    </w:p>
+    <w:p>
+      <w:pPr>
+        <w:pStyle w:val="Heading2"/>
+        <w:keepNext/>
+      </w:pPr>
+      <w:r>
+        <w:t xml:space="preserve">Ajuste profesional</w:t>
+      </w:r>
+    </w:p>
+    <w:tbl>
+      <w:tblPr>
+        <w:tblStyle w:val="TableGrid"/>
+        <w:tblW w:type="auto" w:w="0"/>
+        <w:jc w:val="center"/>
+        <w:tblLayout w:type="autofit"/>
+        <w:tblLook w:firstColumn="1" w:firstRow="1" w:lastColumn="0" w:lastRow="0" w:noHBand="0" w:noVBand="1" w:val="04A0"/>
+      </w:tblPr>
+      <w:tblGrid>
+        <w:gridCol w:w="5083"/>
+        <w:gridCol w:w="5083"/>
+      </w:tblGrid>
+      <w:tr>
+        <w:trPr>
+          <w:tblHeader w:val="true"/>
+        </w:trPr>
+        <w:tc>
+          <w:tcPr>
+            <w:tcW w:type="dxa" w:w="5083"/>
+            <w:shd w:fill="D9EAF7"/>
+            <w:vAlign w:val="top"/>
+          </w:tcPr>
+          <w:p>
+            <w:pPr>
+              <w:spacing w:after="20" w:before="0" w:line="240" w:lineRule="auto"/>
+            </w:pPr>
+            <w:r>
+              <w:rPr>
+                <w:b/>
+                <w:sz w:val="17"/>
+              </w:rPr>
+              <w:t xml:space="preserve">Inmediato</w:t>
+            </w:r>
+          </w:p>
+        </w:tc>
+        <w:tc>
+          <w:tcPr>
+            <w:tcW w:type="dxa" w:w="5083"/>
+            <w:shd w:fill="D9EAF7"/>
+            <w:vAlign w:val="top"/>
+          </w:tcPr>
+          <w:p>
+            <w:pPr>
+              <w:spacing w:after="20" w:before="0" w:line="240" w:lineRule="auto"/>
+            </w:pPr>
+            <w:r>
+              <w:rPr>
+                <w:b/>
+                <w:sz w:val="17"/>
+              </w:rPr>
+              <w:t xml:space="preserve">tus notas</w:t>
+            </w:r>
+          </w:p>
+        </w:tc>
+      </w:tr>
+      <w:tr>
+        <w:trPr/>
+        <w:tc>
+          <w:tcPr>
+            <w:tcW w:type="dxa" w:w="5083"/>
+            <w:vAlign w:val="top"/>
+          </w:tcPr>
+          <w:p>
+            <w:pPr>
+              <w:spacing w:after="20" w:before="0" w:line="240" w:lineRule="auto"/>
+            </w:pPr>
+            <w:r>
+              <w:rPr>
+                <w:sz w:val="17"/>
+              </w:rPr>
+              <w:t xml:space="preserve">Tareas que puedo realizar de forma segura</w:t>
+            </w:r>
+          </w:p>
+        </w:tc>
+        <w:tc>
+          <w:tcPr>
+            <w:tcW w:type="dxa" w:w="5083"/>
+            <w:vAlign w:val="top"/>
+          </w:tcPr>
+          <w:p>
+            <w:pPr>
+              <w:spacing w:after="20" w:before="0" w:line="240" w:lineRule="auto"/>
+            </w:pPr>
+            <w:r>
+              <w:rPr>
+                <w:sz w:val="17"/>
+              </w:rPr>
+            </w:r>
+          </w:p>
+        </w:tc>
+      </w:tr>
+      <w:tr>
+        <w:trPr/>
+        <w:tc>
+          <w:tcPr>
+            <w:tcW w:type="dxa" w:w="5083"/>
+            <w:vAlign w:val="top"/>
+          </w:tcPr>
+          <w:p>
+            <w:pPr>
+              <w:spacing w:after="20" w:before="0" w:line="240" w:lineRule="auto"/>
+            </w:pPr>
+            <w:r>
+              <w:rPr>
+                <w:sz w:val="17"/>
+              </w:rPr>
+              <w:t xml:space="preserve">Condiciones que debo evitar o adaptar</w:t>
+            </w:r>
+          </w:p>
+        </w:tc>
+        <w:tc>
+          <w:tcPr>
+            <w:tcW w:type="dxa" w:w="5083"/>
+            <w:vAlign w:val="top"/>
+          </w:tcPr>
+          <w:p>
+            <w:pPr>
+              <w:spacing w:after="20" w:before="0" w:line="240" w:lineRule="auto"/>
+            </w:pPr>
+            <w:r>
+              <w:rPr>
+                <w:sz w:val="17"/>
+              </w:rPr>
+            </w:r>
+          </w:p>
+        </w:tc>
+      </w:tr>
+      <w:tr>
+        <w:trPr/>
+        <w:tc>
+          <w:tcPr>
+            <w:tcW w:type="dxa" w:w="5083"/>
+            <w:vAlign w:val="top"/>
+          </w:tcPr>
+          <w:p>
+            <w:pPr>
+              <w:spacing w:after="20" w:before="0" w:line="240" w:lineRule="auto"/>
+            </w:pPr>
+            <w:r>
+              <w:rPr>
+                <w:sz w:val="17"/>
+              </w:rPr>
+              <w:t xml:space="preserve">Límites de horarios y transporte</w:t>
+            </w:r>
+          </w:p>
+        </w:tc>
+        <w:tc>
+          <w:tcPr>
+            <w:tcW w:type="dxa" w:w="5083"/>
+            <w:vAlign w:val="top"/>
+          </w:tcPr>
+          <w:p>
+            <w:pPr>
+              <w:spacing w:after="20" w:before="0" w:line="240" w:lineRule="auto"/>
+            </w:pPr>
+            <w:r>
+              <w:rPr>
+                <w:sz w:val="17"/>
+              </w:rPr>
+            </w:r>
+          </w:p>
+        </w:tc>
+      </w:tr>
+      <w:tr>
+        <w:trPr/>
+        <w:tc>
+          <w:tcPr>
+            <w:tcW w:type="dxa" w:w="5083"/>
+            <w:vAlign w:val="top"/>
+          </w:tcPr>
+          <w:p>
+            <w:pPr>
+              <w:spacing w:after="20" w:before="0" w:line="240" w:lineRule="auto"/>
+            </w:pPr>
+            <w:r>
+              <w:rPr>
+                <w:sz w:val="17"/>
+              </w:rPr>
+              <w:t xml:space="preserve">Responsabilidades de cuidado</w:t>
+            </w:r>
+          </w:p>
+        </w:tc>
+        <w:tc>
+          <w:tcPr>
+            <w:tcW w:type="dxa" w:w="5083"/>
+            <w:vAlign w:val="top"/>
+          </w:tcPr>
+          <w:p>
+            <w:pPr>
+              <w:spacing w:after="20" w:before="0" w:line="240" w:lineRule="auto"/>
+            </w:pPr>
+            <w:r>
+              <w:rPr>
+                <w:sz w:val="17"/>
+              </w:rPr>
+            </w:r>
+          </w:p>
+        </w:tc>
+      </w:tr>
+      <w:tr>
+        <w:trPr/>
+        <w:tc>
+          <w:tcPr>
+            <w:tcW w:type="dxa" w:w="5083"/>
+            <w:vAlign w:val="top"/>
+          </w:tcPr>
+          <w:p>
+            <w:pPr>
+              <w:spacing w:after="20" w:before="0" w:line="240" w:lineRule="auto"/>
+            </w:pPr>
+            <w:r>
+              <w:rPr>
+                <w:sz w:val="17"/>
+              </w:rPr>
+              <w:t xml:space="preserve">Evidencia de que esta carrera me queda bien.</w:t>
+            </w:r>
+          </w:p>
+        </w:tc>
+        <w:tc>
+          <w:tcPr>
+            <w:tcW w:type="dxa" w:w="5083"/>
+            <w:vAlign w:val="top"/>
+          </w:tcPr>
+          <w:p>
+            <w:pPr>
+              <w:spacing w:after="20" w:before="0" w:line="240" w:lineRule="auto"/>
+            </w:pPr>
+            <w:r>
+              <w:rPr>
+                <w:sz w:val="17"/>
+              </w:rPr>
+            </w:r>
+          </w:p>
+        </w:tc>
+      </w:tr>
+      <w:tr>
+        <w:trPr/>
+        <w:tc>
+          <w:tcPr>
+            <w:tcW w:type="dxa" w:w="5083"/>
+            <w:vAlign w:val="top"/>
+          </w:tcPr>
+          <w:p>
+            <w:pPr>
+              <w:spacing w:after="20" w:before="0" w:line="240" w:lineRule="auto"/>
+            </w:pPr>
+            <w:r>
+              <w:rPr>
+                <w:sz w:val="17"/>
+              </w:rPr>
+              <w:t xml:space="preserve">Gran preocupación no resuelta</w:t>
+            </w:r>
+          </w:p>
+        </w:tc>
+        <w:tc>
+          <w:tcPr>
+            <w:tcW w:type="dxa" w:w="5083"/>
+            <w:vAlign w:val="top"/>
+          </w:tcPr>
+          <w:p>
+            <w:pPr>
+              <w:spacing w:after="20" w:before="0" w:line="240" w:lineRule="auto"/>
+            </w:pPr>
+            <w:r>
+              <w:rPr>
+                <w:sz w:val="17"/>
+              </w:rPr>
+            </w:r>
+          </w:p>
+        </w:tc>
+      </w:tr>
+    </w:tbl>
+    <w:p>
+      <w:pPr>
+        <w:pStyle w:val="Heading2"/>
+        <w:keepNext/>
+      </w:pPr>
+      <w:r>
+        <w:t xml:space="preserve">Costo de educación y acuerdo con el empleador.</w:t>
+      </w:r>
+    </w:p>
+    <w:tbl>
+      <w:tblPr>
+        <w:tblStyle w:val="TableGrid"/>
+        <w:tblW w:type="auto" w:w="0"/>
+        <w:jc w:val="center"/>
+        <w:tblLayout w:type="autofit"/>
+        <w:tblLook w:firstColumn="1" w:firstRow="1" w:lastColumn="0" w:lastRow="0" w:noHBand="0" w:noVBand="1" w:val="04A0"/>
+      </w:tblPr>
+      <w:tblGrid>
+        <w:gridCol w:w="5083"/>
+        <w:gridCol w:w="5083"/>
+      </w:tblGrid>
+      <w:tr>
+        <w:trPr>
+          <w:tblHeader w:val="true"/>
+        </w:trPr>
+        <w:tc>
+          <w:tcPr>
+            <w:tcW w:type="dxa" w:w="5083"/>
+            <w:shd w:fill="D9EAF7"/>
+            <w:vAlign w:val="top"/>
+          </w:tcPr>
+          <w:p>
+            <w:pPr>
+              <w:spacing w:after="20" w:before="0" w:line="240" w:lineRule="auto"/>
+            </w:pPr>
+            <w:r>
+              <w:rPr>
+                <w:b/>
+                <w:sz w:val="17"/>
+              </w:rPr>
+              <w:t xml:space="preserve">Artículo</w:t>
+            </w:r>
+          </w:p>
+        </w:tc>
+        <w:tc>
+          <w:tcPr>
+            <w:tcW w:type="dxa" w:w="5083"/>
+            <w:shd w:fill="D9EAF7"/>
+            <w:vAlign w:val="top"/>
+          </w:tcPr>
+          <w:p>
+            <w:pPr>
+              <w:spacing w:after="20" w:before="0" w:line="240" w:lineRule="auto"/>
+            </w:pPr>
+            <w:r>
+              <w:rPr>
+                <w:b/>
+                <w:sz w:val="17"/>
+              </w:rPr>
+              <w:t xml:space="preserve">Monto o plazo escrito</w:t>
+            </w:r>
+          </w:p>
+        </w:tc>
+      </w:tr>
+      <w:tr>
+        <w:trPr/>
+        <w:tc>
+          <w:tcPr>
+            <w:tcW w:type="dxa" w:w="5083"/>
+            <w:vAlign w:val="top"/>
+          </w:tcPr>
+          <w:p>
+            <w:pPr>
+              <w:spacing w:after="20" w:before="0" w:line="240" w:lineRule="auto"/>
+            </w:pPr>
+            <w:r>
+              <w:rPr>
+                <w:sz w:val="17"/>
+              </w:rPr>
+              <w:t xml:space="preserve">Matrícula y tarifas</w:t>
+            </w:r>
+          </w:p>
+        </w:tc>
+        <w:tc>
+          <w:tcPr>
+            <w:tcW w:type="dxa" w:w="5083"/>
+            <w:vAlign w:val="top"/>
+          </w:tcPr>
+          <w:p>
+            <w:pPr>
+              <w:spacing w:after="20" w:before="0" w:line="240" w:lineRule="auto"/>
+            </w:pPr>
+            <w:r>
+              <w:rPr>
+                <w:sz w:val="17"/>
+              </w:rPr>
+            </w:r>
+          </w:p>
+        </w:tc>
+      </w:tr>
+      <w:tr>
+        <w:trPr/>
+        <w:tc>
+          <w:tcPr>
+            <w:tcW w:type="dxa" w:w="5083"/>
+            <w:vAlign w:val="top"/>
+          </w:tcPr>
+          <w:p>
+            <w:pPr>
+              <w:spacing w:after="20" w:before="0" w:line="240" w:lineRule="auto"/>
+            </w:pPr>
+            <w:r>
+              <w:rPr>
+                <w:sz w:val="17"/>
+              </w:rPr>
+              <w:t xml:space="preserve">Libros, herramientas, uniformes y equipos.</w:t>
+            </w:r>
+          </w:p>
+        </w:tc>
+        <w:tc>
+          <w:tcPr>
+            <w:tcW w:type="dxa" w:w="5083"/>
+            <w:vAlign w:val="top"/>
+          </w:tcPr>
+          <w:p>
+            <w:pPr>
+              <w:spacing w:after="20" w:before="0" w:line="240" w:lineRule="auto"/>
+            </w:pPr>
+            <w:r>
+              <w:rPr>
+                <w:sz w:val="17"/>
+              </w:rPr>
+            </w:r>
+          </w:p>
+        </w:tc>
+      </w:tr>
+      <w:tr>
+        <w:trPr/>
+        <w:tc>
+          <w:tcPr>
+            <w:tcW w:type="dxa" w:w="5083"/>
+            <w:vAlign w:val="top"/>
+          </w:tcPr>
+          <w:p>
+            <w:pPr>
+              <w:spacing w:after="20" w:before="0" w:line="240" w:lineRule="auto"/>
+            </w:pPr>
+            <w:r>
+              <w:rPr>
+                <w:sz w:val="17"/>
+              </w:rPr>
+              <w:t xml:space="preserve">Exámenes, licencias, controles de salud y verificación de antecedentes.</w:t>
+            </w:r>
+          </w:p>
+        </w:tc>
+        <w:tc>
+          <w:tcPr>
+            <w:tcW w:type="dxa" w:w="5083"/>
+            <w:vAlign w:val="top"/>
+          </w:tcPr>
+          <w:p>
+            <w:pPr>
+              <w:spacing w:after="20" w:before="0" w:line="240" w:lineRule="auto"/>
+            </w:pPr>
+            <w:r>
+              <w:rPr>
+                <w:sz w:val="17"/>
+              </w:rPr>
+            </w:r>
+          </w:p>
+        </w:tc>
+      </w:tr>
+      <w:tr>
+        <w:trPr/>
+        <w:tc>
+          <w:tcPr>
+            <w:tcW w:type="dxa" w:w="5083"/>
+            <w:vAlign w:val="top"/>
+          </w:tcPr>
+          <w:p>
+            <w:pPr>
+              <w:spacing w:after="20" w:before="0" w:line="240" w:lineRule="auto"/>
+            </w:pPr>
+            <w:r>
+              <w:rPr>
+                <w:sz w:val="17"/>
+              </w:rPr>
+              <w:t xml:space="preserve">Viajes, cuidado de niños, vivienda y salarios perdidos</w:t>
+            </w:r>
+          </w:p>
+        </w:tc>
+        <w:tc>
+          <w:tcPr>
+            <w:tcW w:type="dxa" w:w="5083"/>
+            <w:vAlign w:val="top"/>
+          </w:tcPr>
+          <w:p>
+            <w:pPr>
+              <w:spacing w:after="20" w:before="0" w:line="240" w:lineRule="auto"/>
+            </w:pPr>
+            <w:r>
+              <w:rPr>
+                <w:sz w:val="17"/>
+              </w:rPr>
+            </w:r>
+          </w:p>
+        </w:tc>
+      </w:tr>
+      <w:tr>
+        <w:trPr/>
+        <w:tc>
+          <w:tcPr>
+            <w:tcW w:type="dxa" w:w="5083"/>
+            <w:vAlign w:val="top"/>
+          </w:tcPr>
+          <w:p>
+            <w:pPr>
+              <w:spacing w:after="20" w:before="0" w:line="240" w:lineRule="auto"/>
+            </w:pPr>
+            <w:r>
+              <w:rPr>
+                <w:sz w:val="17"/>
+              </w:rPr>
+              <w:t xml:space="preserve">Monto cubierto por el empleador</w:t>
+            </w:r>
+          </w:p>
+        </w:tc>
+        <w:tc>
+          <w:tcPr>
+            <w:tcW w:type="dxa" w:w="5083"/>
+            <w:vAlign w:val="top"/>
+          </w:tcPr>
+          <w:p>
+            <w:pPr>
+              <w:spacing w:after="20" w:before="0" w:line="240" w:lineRule="auto"/>
+            </w:pPr>
+            <w:r>
+              <w:rPr>
+                <w:sz w:val="17"/>
+              </w:rPr>
+            </w:r>
+          </w:p>
+        </w:tc>
+      </w:tr>
+      <w:tr>
+        <w:trPr/>
+        <w:tc>
+          <w:tcPr>
+            <w:tcW w:type="dxa" w:w="5083"/>
+            <w:vAlign w:val="top"/>
+          </w:tcPr>
+          <w:p>
+            <w:pPr>
+              <w:spacing w:after="20" w:before="0" w:line="240" w:lineRule="auto"/>
+            </w:pPr>
+            <w:r>
+              <w:rPr>
+                <w:sz w:val="17"/>
+              </w:rPr>
+              <w:t xml:space="preserve">Período de servicio y fecha de inicio.</w:t>
+            </w:r>
+          </w:p>
+        </w:tc>
+        <w:tc>
+          <w:tcPr>
+            <w:tcW w:type="dxa" w:w="5083"/>
+            <w:vAlign w:val="top"/>
+          </w:tcPr>
+          <w:p>
+            <w:pPr>
+              <w:spacing w:after="20" w:before="0" w:line="240" w:lineRule="auto"/>
+            </w:pPr>
+            <w:r>
+              <w:rPr>
+                <w:sz w:val="17"/>
+              </w:rPr>
+            </w:r>
+          </w:p>
+        </w:tc>
+      </w:tr>
+      <w:tr>
+        <w:trPr/>
+        <w:tc>
+          <w:tcPr>
+            <w:tcW w:type="dxa" w:w="5083"/>
+            <w:vAlign w:val="top"/>
+          </w:tcPr>
+          <w:p>
+            <w:pPr>
+              <w:spacing w:after="20" w:before="0" w:line="240" w:lineRule="auto"/>
+            </w:pPr>
+            <w:r>
+              <w:rPr>
+                <w:sz w:val="17"/>
+              </w:rPr>
+              <w:t xml:space="preserve">Fórmula de pago prorrateada</w:t>
+            </w:r>
+          </w:p>
+        </w:tc>
+        <w:tc>
+          <w:tcPr>
+            <w:tcW w:type="dxa" w:w="5083"/>
+            <w:vAlign w:val="top"/>
+          </w:tcPr>
+          <w:p>
+            <w:pPr>
+              <w:spacing w:after="20" w:before="0" w:line="240" w:lineRule="auto"/>
+            </w:pPr>
+            <w:r>
+              <w:rPr>
+                <w:sz w:val="17"/>
+              </w:rPr>
+            </w:r>
+          </w:p>
+        </w:tc>
+      </w:tr>
+      <w:tr>
+        <w:trPr/>
+        <w:tc>
+          <w:tcPr>
+            <w:tcW w:type="dxa" w:w="5083"/>
+            <w:vAlign w:val="top"/>
+          </w:tcPr>
+          <w:p>
+            <w:pPr>
+              <w:spacing w:after="20" w:before="0" w:line="240" w:lineRule="auto"/>
+            </w:pPr>
+            <w:r>
+              <w:rPr>
+                <w:sz w:val="17"/>
+              </w:rPr>
+              <w:t xml:space="preserve">Tratamiento de despidos y eliminación de puestos</w:t>
+            </w:r>
+          </w:p>
+        </w:tc>
+        <w:tc>
+          <w:tcPr>
+            <w:tcW w:type="dxa" w:w="5083"/>
+            <w:vAlign w:val="top"/>
+          </w:tcPr>
+          <w:p>
+            <w:pPr>
+              <w:spacing w:after="20" w:before="0" w:line="240" w:lineRule="auto"/>
+            </w:pPr>
+            <w:r>
+              <w:rPr>
+                <w:sz w:val="17"/>
+              </w:rPr>
+            </w:r>
+          </w:p>
+        </w:tc>
+      </w:tr>
+      <w:tr>
+        <w:trPr/>
+        <w:tc>
+          <w:tcPr>
+            <w:tcW w:type="dxa" w:w="5083"/>
+            <w:vAlign w:val="top"/>
+          </w:tcPr>
+          <w:p>
+            <w:pPr>
+              <w:spacing w:after="20" w:before="0" w:line="240" w:lineRule="auto"/>
+            </w:pPr>
+            <w:r>
+              <w:rPr>
+                <w:sz w:val="17"/>
+              </w:rPr>
+              <w:t xml:space="preserve">Propiedad de credenciales y registros</w:t>
+            </w:r>
+          </w:p>
+        </w:tc>
+        <w:tc>
+          <w:tcPr>
+            <w:tcW w:type="dxa" w:w="5083"/>
+            <w:vAlign w:val="top"/>
+          </w:tcPr>
+          <w:p>
+            <w:pPr>
+              <w:spacing w:after="20" w:before="0" w:line="240" w:lineRule="auto"/>
+            </w:pPr>
+            <w:r>
+              <w:rPr>
+                <w:sz w:val="17"/>
+              </w:rPr>
+            </w:r>
+          </w:p>
+        </w:tc>
+      </w:tr>
+    </w:tbl>
+    <w:p>
+      <w:pPr>
+        <w:pStyle w:val="Heading1"/>
+        <w:keepNext/>
+      </w:pPr>
+      <w:r>
+        <w:t xml:space="preserve">15. Fuentes, control de versiones y mantenimiento</w:t>
+      </w:r>
+    </w:p>
+    <w:p>
+      <w:pPr>
+        <w:pStyle w:val="Heading2"/>
+        <w:keepNext/>
+      </w:pPr>
+      <w:r>
+        <w:t xml:space="preserve">Fuentes oficiales de partida</w:t>
+      </w:r>
+    </w:p>
+    <w:p>
+      <w:pPr>
+        <w:pStyle w:val="ListBullet"/>
+        <w:spacing w:before="0" w:after="20" w:line="240" w:lineRule="auto"/>
       </w:pPr>
       <w:hyperlink r:id="rId11">
         <w:r>
@@ -1412,132 +4123,219 @@
             <w:color w:val="0563C1"/>
             <w:u w:val="single"/>
           </w:rPr>
-          <w:t>United Nations Volunteers</w:t>
+          <w:t>https://www.bls.gov/ooh/management/social-and-community-service-managers.htm</w:t>
         </w:r>
       </w:hyperlink>
     </w:p>
     <w:p>
       <w:pPr>
         <w:pStyle w:val="ListBullet"/>
+        <w:spacing w:before="0" w:after="20" w:line="240" w:lineRule="auto"/>
+      </w:pPr>
+      <w:hyperlink r:id="rId12">
+        <w:r>
+          <w:rPr>
+            <w:color w:val="0563C1"/>
+            <w:u w:val="single"/>
+          </w:rPr>
+          <w:t>https://www.bls.gov/ooh/community-and-social-service/social-and-human-service-assistants.htm</w:t>
+        </w:r>
+      </w:hyperlink>
+    </w:p>
+    <w:p>
+      <w:pPr>
+        <w:pStyle w:val="ListBullet"/>
+        <w:spacing w:before="0" w:after="20" w:line="240" w:lineRule="auto"/>
+      </w:pPr>
+      <w:hyperlink r:id="rId13">
+        <w:r>
+          <w:rPr>
+            <w:color w:val="0563C1"/>
+            <w:u w:val="single"/>
+          </w:rPr>
+          <w:t>https://www.irs.gov/credits-deductions/individuals/education-credits-aotc-and-llc</w:t>
+        </w:r>
+      </w:hyperlink>
+    </w:p>
+    <w:p>
+      <w:pPr>
+        <w:pStyle w:val="ListBullet"/>
+        <w:spacing w:before="0" w:after="20" w:line="240" w:lineRule="auto"/>
+      </w:pPr>
+      <w:hyperlink r:id="rId14">
+        <w:r>
+          <w:rPr>
+            <w:color w:val="0563C1"/>
+            <w:u w:val="single"/>
+          </w:rPr>
+          <w:t>https://www.irs.gov/newsroom/irs-updates-frequently-asked-questions-about-section-127-educational-assistance-programs</w:t>
+        </w:r>
+      </w:hyperlink>
+    </w:p>
+    <w:p>
+      <w:pPr>
+        <w:pStyle w:val="ListBullet"/>
+        <w:spacing w:before="0" w:after="20" w:line="240" w:lineRule="auto"/>
+      </w:pPr>
+      <w:hyperlink r:id="rId15">
+        <w:r>
+          <w:rPr>
+            <w:color w:val="0563C1"/>
+            <w:u w:val="single"/>
+          </w:rPr>
+          <w:t>https://www.apprenticeship.gov/</w:t>
+        </w:r>
+      </w:hyperlink>
+    </w:p>
+    <w:p>
+      <w:pPr>
+        <w:pStyle w:val="ListBullet"/>
+        <w:spacing w:before="0" w:after="20" w:line="240" w:lineRule="auto"/>
+      </w:pPr>
+      <w:hyperlink r:id="rId16">
+        <w:r>
+          <w:rPr>
+            <w:color w:val="0563C1"/>
+            <w:u w:val="single"/>
+          </w:rPr>
+          <w:t>https://www.ed.gov/laws-and-policy/civil-rights-laws/disability-discrimination</w:t>
+        </w:r>
+      </w:hyperlink>
+    </w:p>
+    <w:p>
+      <w:pPr>
+        <w:pStyle w:val="ListBullet"/>
+        <w:spacing w:before="0" w:after="20" w:line="240" w:lineRule="auto"/>
+      </w:pPr>
+      <w:hyperlink r:id="rId17">
+        <w:r>
+          <w:rPr>
+            <w:color w:val="0563C1"/>
+            <w:u w:val="single"/>
+          </w:rPr>
+          <w:t>https://www.dol.gov/agencies/whd</w:t>
+        </w:r>
+      </w:hyperlink>
+    </w:p>
+    <w:p>
+      <w:pPr>
+        <w:pStyle w:val="Heading2"/>
+        <w:keepNext/>
       </w:pPr>
       <w:r>
-        <w:t>Ministerio, alcaldía, autoridad de protección de datos y organismos de servicios sociales de la ubicación de interés.</w:t>
+        <w:t xml:space="preserve">Política de publicación y corrección.</w:t>
       </w:r>
     </w:p>
     <w:p>
       <w:pPr>
         <w:pStyle w:val="ListBullet"/>
+        <w:spacing w:before="0" w:after="20" w:line="240" w:lineRule="auto"/>
+        <w:ind w:left="403" w:hanging="259"/>
       </w:pPr>
       <w:r>
-        <w:t>Políticas oficiales del financiador, del programa y de la organización empleadora.</w:t>
+        <w:t xml:space="preserve">Estado: Liberar candidato pendiente de revisión del propietario.</w:t>
       </w:r>
     </w:p>
     <w:p>
       <w:pPr>
-        <w:pStyle w:val="Heading1"/>
+        <w:pStyle w:val="ListBullet"/>
+        <w:spacing w:before="0" w:after="20" w:line="240" w:lineRule="auto"/>
+        <w:ind w:left="403" w:hanging="259"/>
       </w:pPr>
       <w:r>
-        <w:t>15. Lista de acción</w:t>
+        <w:t xml:space="preserve">Versión: v1.0 primera edición pública después de la aprobación.</w:t>
       </w:r>
     </w:p>
     <w:p>
       <w:pPr>
         <w:pStyle w:val="ListBullet"/>
+        <w:spacing w:before="0" w:after="20" w:line="240" w:lineRule="auto"/>
+        <w:ind w:left="403" w:hanging="259"/>
       </w:pPr>
       <w:r>
-        <w:t>Elegir dos títulos de puesto y una población o causa.</w:t>
+        <w:t xml:space="preserve">Fecha de revisión de los hechos: julio de 2026.</w:t>
       </w:r>
     </w:p>
     <w:p>
       <w:pPr>
         <w:pStyle w:val="ListBullet"/>
+        <w:spacing w:before="0" w:after="20" w:line="240" w:lineRule="auto"/>
+        <w:ind w:left="403" w:hanging="259"/>
       </w:pPr>
       <w:r>
-        <w:t>Analizar al menos 20 vacantes reales.</w:t>
+        <w:t xml:space="preserve">Próxima revisión programada: julio de 2027 o antes después de un cambio sustancial regulatorio, salarial, de licencia, fiscal o de credencial.</w:t>
       </w:r>
     </w:p>
     <w:p>
       <w:pPr>
         <w:pStyle w:val="ListBullet"/>
+        <w:spacing w:before="0" w:after="20" w:line="240" w:lineRule="auto"/>
+        <w:ind w:left="403" w:hanging="259"/>
       </w:pPr>
       <w:r>
-        <w:t>Identificar herramientas, requisitos y tareas repetidas.</w:t>
+        <w:t xml:space="preserve">Las correcciones deben identificar la guía, página o sección, fuente y cambio solicitado.</w:t>
       </w:r>
     </w:p>
     <w:p>
       <w:pPr>
-        <w:pStyle w:val="ListBullet"/>
+        <w:pStyle w:val="Note"/>
       </w:pPr>
       <w:r>
-        <w:t>Realizar voluntariado estructurado en una organización verificada.</w:t>
+        <w:rPr>
+          <w:b/>
+        </w:rPr>
+        <w:t xml:space="preserve">Principio rector final: cuando la velocidad y la integridad entran en conflicto, la integridad gana. La incertidumbre se revela. La seguridad, la dignidad y la elección informada del lector están por encima de la conveniencia institucional.</w:t>
       </w:r>
-    </w:p>
-    <w:p>
-      <w:pPr>
-        <w:pStyle w:val="ListBullet"/>
-      </w:pPr>
       <w:r>
-        <w:t>Crear tres muestras ficticias de portafolio.</w:t>
-      </w:r>
-    </w:p>
-    <w:p>
-      <w:pPr>
-        <w:pStyle w:val="ListBullet"/>
-      </w:pPr>
-      <w:r>
-        <w:t>Actualizar currículo sin exagerar funciones ni impacto.</w:t>
-      </w:r>
-    </w:p>
-    <w:p>
-      <w:pPr>
-        <w:pStyle w:val="ListBullet"/>
-      </w:pPr>
-      <w:r>
-        <w:t>Practicar entrevistas y escenarios de salvaguarda.</w:t>
-      </w:r>
-    </w:p>
-    <w:p>
-      <w:pPr>
-        <w:pStyle w:val="ListBullet"/>
-      </w:pPr>
-      <w:r>
-        <w:t>Verificar empleadores, financiadores y condiciones de trabajo.</w:t>
-      </w:r>
-    </w:p>
-    <w:p>
-      <w:pPr>
-        <w:pStyle w:val="Heading1"/>
-      </w:pPr>
-      <w:r>
-        <w:t>Reconocimiento</w:t>
-      </w:r>
-    </w:p>
-    <w:p>
-      <w:r>
-        <w:t>ChatGPT apoyó la investigación, organización, edición, traducción y preparación documental bajo la dirección de Alberto “Al” Leiva. El autor conserva la responsabilidad editorial y de publicación.</w:t>
-      </w:r>
-    </w:p>
-    <w:p>
-      <w:pPr>
-        <w:pStyle w:val="Heading1"/>
-      </w:pPr>
-      <w:r>
-        <w:t>Licencia</w:t>
-      </w:r>
-    </w:p>
-    <w:p>
-      <w:r>
-        <w:t>Salvo indicación distinta, este material se ofrece bajo la licencia Creative Commons Atribución-NoComercial-CompartirIgual 4.0 Internacional (CC BY-NC-SA 4.0).</w:t>
+        <w:t/>
       </w:r>
     </w:p>
     <w:sectPr>
+      <w:headerReference w:type="default" r:id="rId9"/>
+      <w:footerReference w:type="default" r:id="rId10"/>
       <w:pgSz w:w="12240" w:h="15840"/>
-      <w:pgMar w:top="1008" w:right="1152" w:bottom="1008" w:left="1152" w:header="720" w:footer="720" w:gutter="0"/>
+      <w:pgMar w:top="893" w:right="1037" w:bottom="893" w:left="1037" w:header="720" w:footer="720" w:gutter="0"/>
       <w:cols w:space="720"/>
       <w:docGrid w:linePitch="360"/>
     </w:sectPr>
   </w:body>
 </w:document>
+</file>
+
+<file path=word/footer1.xml><?xml version="1.0" encoding="utf-8"?>
+<w:ftr xmlns:m="http://schemas.openxmlformats.org/officeDocument/2006/math" xmlns:mc="http://schemas.openxmlformats.org/markup-compatibility/2006" xmlns:mo="http://schemas.microsoft.com/office/mac/office/2008/main" xmlns:mv="urn:schemas-microsoft-com:mac:vml" xmlns:o="urn:schemas-microsoft-com:office:office" xmlns:r="http://schemas.openxmlformats.org/officeDocument/2006/relationships" xmlns:v="urn:schemas-microsoft-com:vml" xmlns:w10="urn:schemas-microsoft-com:office:word" xmlns:w14="http://schemas.microsoft.com/office/word/2010/wordml" xmlns:w="http://schemas.openxmlformats.org/wordprocessingml/2006/main" xmlns:wne="http://schemas.microsoft.com/office/word/2006/wordml" xmlns:wp14="http://schemas.microsoft.com/office/word/2010/wordprocessingDrawing" xmlns:wp="http://schemas.openxmlformats.org/drawingml/2006/wordprocessingDrawing" xmlns:wpc="http://schemas.microsoft.com/office/word/2010/wordprocessingCanvas" xmlns:wpg="http://schemas.microsoft.com/office/word/2010/wordprocessingGroup" xmlns:wpi="http://schemas.microsoft.com/office/word/2010/wordprocessingInk" xmlns:wps="http://schemas.microsoft.com/office/word/2010/wordprocessingShape" mc:Ignorable="w14 wp14">
+  <w:p>
+    <w:pPr>
+      <w:pStyle w:val="Footer"/>
+      <w:jc w:val="center"/>
+    </w:pPr>
+    <w:r>
+      <w:rPr>
+        <w:color w:val="595959"/>
+        <w:sz w:val="16"/>
+      </w:rPr>
+      <w:t xml:space="preserve">Recurso educativo gratuito • Alberto (Al) Leiva • CC BY-NC-SA 4.0</w:t>
+    </w:r>
+  </w:p>
+</w:ftr>
+</file>
+
+<file path=word/header1.xml><?xml version="1.0" encoding="utf-8"?>
+<w:hdr xmlns:m="http://schemas.openxmlformats.org/officeDocument/2006/math" xmlns:mc="http://schemas.openxmlformats.org/markup-compatibility/2006" xmlns:mo="http://schemas.microsoft.com/office/mac/office/2008/main" xmlns:mv="urn:schemas-microsoft-com:mac:vml" xmlns:o="urn:schemas-microsoft-com:office:office" xmlns:r="http://schemas.openxmlformats.org/officeDocument/2006/relationships" xmlns:v="urn:schemas-microsoft-com:vml" xmlns:w10="urn:schemas-microsoft-com:office:word" xmlns:w14="http://schemas.microsoft.com/office/word/2010/wordml" xmlns:w="http://schemas.openxmlformats.org/wordprocessingml/2006/main" xmlns:wne="http://schemas.microsoft.com/office/word/2006/wordml" xmlns:wp14="http://schemas.microsoft.com/office/word/2010/wordprocessingDrawing" xmlns:wp="http://schemas.openxmlformats.org/drawingml/2006/wordprocessingDrawing" xmlns:wpc="http://schemas.microsoft.com/office/word/2010/wordprocessingCanvas" xmlns:wpg="http://schemas.microsoft.com/office/word/2010/wordprocessingGroup" xmlns:wpi="http://schemas.microsoft.com/office/word/2010/wordprocessingInk" xmlns:wps="http://schemas.microsoft.com/office/word/2010/wordprocessingShape" mc:Ignorable="w14 wp14">
+  <w:p>
+    <w:pPr>
+      <w:pStyle w:val="Header"/>
+      <w:jc w:val="center"/>
+    </w:pPr>
+    <w:r>
+      <w:rPr>
+        <w:color w:val="595959"/>
+        <w:sz w:val="16"/>
+      </w:rPr>
+      <w:t xml:space="preserve">Guías de oportunidades para toda la vida | Guía del Coordinador del Programa de Servicio Comunitario v1.0</w:t>
+    </w:r>
+  </w:p>
+</w:hdr>
 </file>
 
 <file path=word/numbering.xml><?xml version="1.0" encoding="utf-8"?>
@@ -1739,6 +4537,12 @@
   </w:num>
   <w:num w:numId="9">
     <w:abstractNumId w:val="0"/>
+  </w:num>
+  <w:num w:numId="10">
+    <w:abstractNumId w:val="7"/>
+    <w:lvlOverride w:ilvl="0">
+      <w:startOverride w:val="1"/>
+    </w:lvlOverride>
   </w:num>
 </w:numbering>
 </file>
@@ -1903,9 +4707,12 @@
     <w:name w:val="Normal"/>
     <w:qFormat/>
     <w:rsid w:val="00FC693F"/>
+    <w:pPr>
+      <w:spacing w:after="60" w:line="240" w:lineRule="auto" w:before="0"/>
+    </w:pPr>
     <w:rPr>
       <w:rFonts w:ascii="Aptos" w:hAnsi="Aptos"/>
-      <w:sz w:val="21"/>
+      <w:sz w:val="20"/>
     </w:rPr>
   </w:style>
   <w:style w:type="paragraph" w:styleId="Header">
@@ -1963,15 +4770,16 @@
     <w:pPr>
       <w:keepNext/>
       <w:keepLines/>
-      <w:spacing w:before="480" w:after="0"/>
+      <w:pageBreakBefore w:val="0"/>
+      <w:spacing w:before="160" w:after="60"/>
       <w:outlineLvl w:val="0"/>
     </w:pPr>
     <w:rPr>
       <w:rFonts w:asciiTheme="majorHAnsi" w:eastAsiaTheme="majorEastAsia" w:hAnsiTheme="majorHAnsi" w:cstheme="majorBidi" w:ascii="Aptos Display" w:hAnsi="Aptos Display"/>
       <w:b/>
       <w:bCs/>
-      <w:color w:val="365F91" w:themeColor="accent1" w:themeShade="BF"/>
-      <w:sz w:val="34"/>
+      <w:color w:val="1F4E79"/>
+      <w:sz w:val="30"/>
       <w:szCs w:val="28"/>
     </w:rPr>
   </w:style>
@@ -1987,15 +4795,16 @@
     <w:pPr>
       <w:keepNext/>
       <w:keepLines/>
-      <w:spacing w:before="200" w:after="0"/>
+      <w:pageBreakBefore w:val="0"/>
+      <w:spacing w:before="100" w:after="40"/>
       <w:outlineLvl w:val="1"/>
     </w:pPr>
     <w:rPr>
       <w:rFonts w:asciiTheme="majorHAnsi" w:eastAsiaTheme="majorEastAsia" w:hAnsiTheme="majorHAnsi" w:cstheme="majorBidi" w:ascii="Aptos Display" w:hAnsi="Aptos Display"/>
       <w:b/>
       <w:bCs/>
-      <w:color w:val="4F81BD" w:themeColor="accent1"/>
-      <w:sz w:val="26"/>
+      <w:color w:val="3F3F3F"/>
+      <w:sz w:val="24"/>
       <w:szCs w:val="26"/>
     </w:rPr>
   </w:style>
@@ -2249,15 +5058,17 @@
     <w:qFormat/>
     <w:rsid w:val="00FC693F"/>
     <w:pPr>
+      <w:keepNext/>
       <w:pBdr>
         <w:bottom w:val="single" w:sz="8" w:space="4" w:color="4F81BD" w:themeColor="accent1"/>
       </w:pBdr>
-      <w:spacing w:after="300" w:line="240" w:lineRule="auto"/>
+      <w:spacing w:after="60" w:line="240" w:lineRule="auto" w:before="0"/>
       <w:contextualSpacing/>
     </w:pPr>
     <w:rPr>
       <w:rFonts w:asciiTheme="majorHAnsi" w:eastAsiaTheme="majorEastAsia" w:hAnsiTheme="majorHAnsi" w:cstheme="majorBidi" w:ascii="Aptos Display" w:hAnsi="Aptos Display"/>
-      <w:color w:val="17365D" w:themeColor="text2" w:themeShade="BF"/>
+      <w:b/>
+      <w:color w:val="1F4E79"/>
       <w:spacing w:val="5"/>
       <w:kern w:val="28"/>
       <w:sz w:val="48"/>
@@ -2434,6 +5245,7 @@
       <w:numPr>
         <w:numId w:val="1"/>
       </w:numPr>
+      <w:spacing w:before="0" w:after="20" w:line="240" w:lineRule="auto"/>
       <w:contextualSpacing/>
     </w:pPr>
   </w:style>
@@ -2447,6 +5259,7 @@
       <w:numPr>
         <w:numId w:val="2"/>
       </w:numPr>
+      <w:spacing w:before="0" w:after="20" w:line="240" w:lineRule="auto"/>
       <w:contextualSpacing/>
     </w:pPr>
   </w:style>
@@ -2473,6 +5286,7 @@
       <w:numPr>
         <w:numId w:val="5"/>
       </w:numPr>
+      <w:spacing w:before="0" w:after="20" w:line="240" w:lineRule="auto"/>
       <w:contextualSpacing/>
     </w:pPr>
   </w:style>
@@ -2486,6 +5300,7 @@
       <w:numPr>
         <w:numId w:val="6"/>
       </w:numPr>
+      <w:spacing w:before="0" w:after="20" w:line="240" w:lineRule="auto"/>
       <w:contextualSpacing/>
     </w:pPr>
   </w:style>
@@ -13589,6 +16404,17 @@
         <w:shd w:val="clear" w:color="auto" w:fill="FBCAA2" w:themeFill="accent6" w:themeFillTint="7F"/>
       </w:tcPr>
     </w:tblStylePr>
+  </w:style>
+  <w:style w:type="paragraph" w:customStyle="1" w:styleId="Note">
+    <w:name w:val="Note"/>
+    <w:pPr>
+      <w:ind w:left="288" w:right="288"/>
+    </w:pPr>
+    <w:rPr>
+      <w:rFonts w:ascii="Aptos" w:hAnsi="Aptos"/>
+      <w:i/>
+      <w:sz w:val="18"/>
+    </w:rPr>
   </w:style>
 </w:styles>
 </file>
